--- a/client/public/resumes/Richard_Lechko_Resume.docx
+++ b/client/public/resumes/Richard_Lechko_Resume.docx
@@ -22,7 +22,9 @@
         <w:rPr>
           <w:rFonts w:ascii="Garamond" w:cs="Garamond" w:eastAsia="Garamond" w:hAnsi="Garamond"/>
           <w:b w:val="1"/>
-          <w:i w:val="0"/>
+          <w:bCs w:val="1"/>
+          <w:i w:val="0"/>
+          <w:iCs w:val="0"/>
           <w:smallCaps w:val="0"/>
           <w:strike w:val="0"/>
           <w:color w:val="000000"/>
@@ -37,7 +39,9 @@
         <w:rPr>
           <w:rFonts w:ascii="Garamond" w:cs="Garamond" w:eastAsia="Garamond" w:hAnsi="Garamond"/>
           <w:b w:val="1"/>
-          <w:i w:val="0"/>
+          <w:bCs w:val="1"/>
+          <w:i w:val="0"/>
+          <w:iCs w:val="0"/>
           <w:smallCaps w:val="0"/>
           <w:strike w:val="0"/>
           <w:color w:val="000000"/>
@@ -71,7 +75,9 @@
         <w:rPr>
           <w:rFonts w:ascii="Garamond" w:cs="Garamond" w:eastAsia="Garamond" w:hAnsi="Garamond"/>
           <w:b w:val="0"/>
-          <w:i w:val="0"/>
+          <w:bCs w:val="0"/>
+          <w:i w:val="0"/>
+          <w:iCs w:val="0"/>
           <w:smallCaps w:val="0"/>
           <w:strike w:val="0"/>
           <w:sz w:val="22"/>
@@ -85,7 +91,9 @@
         <w:rPr>
           <w:rFonts w:ascii="Garamond" w:cs="Garamond" w:eastAsia="Garamond" w:hAnsi="Garamond"/>
           <w:b w:val="0"/>
-          <w:i w:val="0"/>
+          <w:bCs w:val="0"/>
+          <w:i w:val="0"/>
+          <w:iCs w:val="0"/>
           <w:smallCaps w:val="0"/>
           <w:strike w:val="0"/>
           <w:color w:val="000000"/>
@@ -102,7 +110,9 @@
         <w:rPr>
           <w:rFonts w:ascii="Garamond" w:cs="Garamond" w:eastAsia="Garamond" w:hAnsi="Garamond"/>
           <w:b w:val="0"/>
-          <w:i w:val="0"/>
+          <w:bCs w:val="0"/>
+          <w:i w:val="0"/>
+          <w:iCs w:val="0"/>
           <w:smallCaps w:val="0"/>
           <w:strike w:val="0"/>
           <w:color w:val="000000"/>
@@ -119,7 +129,9 @@
           <w:rPr>
             <w:rFonts w:ascii="Garamond" w:cs="Garamond" w:eastAsia="Garamond" w:hAnsi="Garamond"/>
             <w:b w:val="0"/>
+            <w:bCs w:val="0"/>
             <w:i w:val="0"/>
+            <w:iCs w:val="0"/>
             <w:smallCaps w:val="0"/>
             <w:strike w:val="0"/>
             <w:color w:val="1155cc"/>
@@ -137,7 +149,9 @@
         <w:rPr>
           <w:rFonts w:ascii="Garamond" w:cs="Garamond" w:eastAsia="Garamond" w:hAnsi="Garamond"/>
           <w:b w:val="0"/>
-          <w:i w:val="0"/>
+          <w:bCs w:val="0"/>
+          <w:i w:val="0"/>
+          <w:iCs w:val="0"/>
           <w:smallCaps w:val="0"/>
           <w:strike w:val="0"/>
           <w:color w:val="1155cc"/>
@@ -154,7 +168,9 @@
         <w:rPr>
           <w:rFonts w:ascii="Garamond" w:cs="Garamond" w:eastAsia="Garamond" w:hAnsi="Garamond"/>
           <w:b w:val="0"/>
-          <w:i w:val="0"/>
+          <w:bCs w:val="0"/>
+          <w:i w:val="0"/>
+          <w:iCs w:val="0"/>
           <w:smallCaps w:val="0"/>
           <w:strike w:val="0"/>
           <w:color w:val="000000"/>
@@ -171,7 +187,9 @@
         <w:rPr>
           <w:rFonts w:ascii="Garamond" w:cs="Garamond" w:eastAsia="Garamond" w:hAnsi="Garamond"/>
           <w:b w:val="0"/>
-          <w:i w:val="0"/>
+          <w:bCs w:val="0"/>
+          <w:i w:val="0"/>
+          <w:iCs w:val="0"/>
           <w:smallCaps w:val="0"/>
           <w:strike w:val="0"/>
           <w:color w:val="000000"/>
@@ -189,7 +207,9 @@
           <w:rPr>
             <w:rFonts w:ascii="Garamond" w:cs="Garamond" w:eastAsia="Garamond" w:hAnsi="Garamond"/>
             <w:b w:val="0"/>
+            <w:bCs w:val="0"/>
             <w:i w:val="0"/>
+            <w:iCs w:val="0"/>
             <w:smallCaps w:val="0"/>
             <w:strike w:val="0"/>
             <w:color w:val="1155cc"/>
@@ -207,7 +227,9 @@
         <w:rPr>
           <w:rFonts w:ascii="Garamond" w:cs="Garamond" w:eastAsia="Garamond" w:hAnsi="Garamond"/>
           <w:b w:val="0"/>
-          <w:i w:val="0"/>
+          <w:bCs w:val="0"/>
+          <w:i w:val="0"/>
+          <w:iCs w:val="0"/>
           <w:smallCaps w:val="0"/>
           <w:strike w:val="0"/>
           <w:color w:val="1155cc"/>
@@ -224,7 +246,9 @@
         <w:rPr>
           <w:rFonts w:ascii="Garamond" w:cs="Garamond" w:eastAsia="Garamond" w:hAnsi="Garamond"/>
           <w:b w:val="0"/>
-          <w:i w:val="0"/>
+          <w:bCs w:val="0"/>
+          <w:i w:val="0"/>
+          <w:iCs w:val="0"/>
           <w:smallCaps w:val="0"/>
           <w:strike w:val="0"/>
           <w:color w:val="000000"/>
@@ -241,7 +265,9 @@
         <w:rPr>
           <w:rFonts w:ascii="Garamond" w:cs="Garamond" w:eastAsia="Garamond" w:hAnsi="Garamond"/>
           <w:b w:val="0"/>
-          <w:i w:val="0"/>
+          <w:bCs w:val="0"/>
+          <w:i w:val="0"/>
+          <w:iCs w:val="0"/>
           <w:smallCaps w:val="0"/>
           <w:strike w:val="0"/>
           <w:color w:val="000000"/>
@@ -258,7 +284,9 @@
           <w:rPr>
             <w:rFonts w:ascii="Garamond" w:cs="Garamond" w:eastAsia="Garamond" w:hAnsi="Garamond"/>
             <w:b w:val="0"/>
+            <w:bCs w:val="0"/>
             <w:i w:val="0"/>
+            <w:iCs w:val="0"/>
             <w:smallCaps w:val="0"/>
             <w:strike w:val="0"/>
             <w:color w:val="1155cc"/>
@@ -276,7 +304,9 @@
         <w:rPr>
           <w:rFonts w:ascii="Garamond" w:cs="Garamond" w:eastAsia="Garamond" w:hAnsi="Garamond"/>
           <w:b w:val="0"/>
-          <w:i w:val="0"/>
+          <w:bCs w:val="0"/>
+          <w:i w:val="0"/>
+          <w:iCs w:val="0"/>
           <w:smallCaps w:val="0"/>
           <w:strike w:val="0"/>
           <w:color w:val="1155cc"/>
@@ -293,7 +323,9 @@
         <w:rPr>
           <w:rFonts w:ascii="Garamond" w:cs="Garamond" w:eastAsia="Garamond" w:hAnsi="Garamond"/>
           <w:b w:val="0"/>
-          <w:i w:val="0"/>
+          <w:bCs w:val="0"/>
+          <w:i w:val="0"/>
+          <w:iCs w:val="0"/>
           <w:smallCaps w:val="0"/>
           <w:strike w:val="0"/>
           <w:color w:val="000000"/>
@@ -310,7 +342,9 @@
         <w:rPr>
           <w:rFonts w:ascii="Garamond" w:cs="Garamond" w:eastAsia="Garamond" w:hAnsi="Garamond"/>
           <w:b w:val="0"/>
-          <w:i w:val="0"/>
+          <w:bCs w:val="0"/>
+          <w:i w:val="0"/>
+          <w:iCs w:val="0"/>
           <w:smallCaps w:val="0"/>
           <w:strike w:val="0"/>
           <w:color w:val="000000"/>
@@ -327,7 +361,9 @@
           <w:rPr>
             <w:rFonts w:ascii="Garamond" w:cs="Garamond" w:eastAsia="Garamond" w:hAnsi="Garamond"/>
             <w:b w:val="0"/>
+            <w:bCs w:val="0"/>
             <w:i w:val="0"/>
+            <w:iCs w:val="0"/>
             <w:smallCaps w:val="0"/>
             <w:strike w:val="0"/>
             <w:color w:val="1155cc"/>
@@ -345,7 +381,9 @@
         <w:rPr>
           <w:rFonts w:ascii="Garamond" w:cs="Garamond" w:eastAsia="Garamond" w:hAnsi="Garamond"/>
           <w:b w:val="0"/>
-          <w:i w:val="0"/>
+          <w:bCs w:val="0"/>
+          <w:i w:val="0"/>
+          <w:iCs w:val="0"/>
           <w:smallCaps w:val="0"/>
           <w:strike w:val="0"/>
           <w:sz w:val="22"/>
@@ -372,30 +410,15 @@
           <w:between w:space="0" w:sz="0" w:val="nil"/>
         </w:pBdr>
         <w:shd w:fill="auto" w:val="clear"/>
-        <w:spacing w:after="0" w:before="335.831298828125" w:line="234.45984363555908" w:lineRule="auto"/>
-        <w:ind w:left="0" w:right="-330" w:firstLine="24.640045166015625"/>
-        <w:jc w:val="left"/>
-        <w:rPr>
-          <w:rFonts w:ascii="Garamond" w:cs="Garamond" w:eastAsia="Garamond" w:hAnsi="Garamond"/>
-          <w:b w:val="0"/>
-          <w:i w:val="0"/>
-          <w:smallCaps w:val="0"/>
-          <w:strike w:val="0"/>
-          <w:color w:val="000000"/>
-          <w:sz w:val="22"/>
-          <w:szCs w:val="22"/>
-          <w:u w:val="none"/>
-          <w:shd w:fill="auto" w:val="clear"/>
-          <w:vertAlign w:val="baseline"/>
+        <w:spacing w:after="0" w:before="69.98046875" w:line="240" w:lineRule="auto"/>
+        <w:ind w:left="0" w:right="-330" w:firstLine="0"/>
+        <w:jc w:val="center"/>
+        <w:rPr>
+          <w:rFonts w:ascii="Garamond" w:cs="Garamond" w:eastAsia="Garamond" w:hAnsi="Garamond"/>
+          <w:sz w:val="12"/>
+          <w:szCs w:val="12"/>
         </w:rPr>
       </w:pPr>
-      <w:r>
-        <w:rPr>
-          <w:rFonts w:ascii="Garamond" w:cs="Garamond" w:eastAsia="Garamond" w:hAnsi="Garamond"/>
-          <w:rtl w:val="0"/>
-        </w:rPr>
-        <w:t xml:space="preserve">Software Engineer student at DePaul University, focusing on creating efficient web applications.</w:t>
-      </w:r>
       <w:r>
         <w:rPr>
           <w:rtl w:val="0"/>
@@ -416,13 +439,78 @@
           <w:between w:space="0" w:sz="0" w:val="nil"/>
         </w:pBdr>
         <w:shd w:fill="auto" w:val="clear"/>
-        <w:spacing w:after="0" w:before="323.57421875" w:line="240" w:lineRule="auto"/>
+        <w:spacing w:after="0" w:before="0" w:line="234.45984363555908" w:lineRule="auto"/>
+        <w:ind w:left="0" w:right="-330" w:firstLine="24.640045166015625"/>
+        <w:jc w:val="left"/>
+        <w:rPr>
+          <w:rFonts w:ascii="Garamond" w:cs="Garamond" w:eastAsia="Garamond" w:hAnsi="Garamond"/>
+        </w:rPr>
+      </w:pPr>
+      <w:r>
+        <w:rPr>
+          <w:rFonts w:ascii="Garamond" w:cs="Garamond" w:eastAsia="Garamond" w:hAnsi="Garamond"/>
+          <w:rtl w:val="0"/>
+        </w:rPr>
+        <w:t xml:space="preserve">Software Engineer with experience building full-stack web applications and backend services.</w:t>
+      </w:r>
+      <w:r>
+        <w:rPr>
+          <w:rtl w:val="0"/>
+        </w:rPr>
+      </w:r>
+    </w:p>
+    <w:p>
+      <w:pPr>
+        <w:keepNext w:val="0"/>
+        <w:keepLines w:val="0"/>
+        <w:pageBreakBefore w:val="0"/>
+        <w:widowControl w:val="0"/>
+        <w:pBdr>
+          <w:top w:space="0" w:sz="0" w:val="nil"/>
+          <w:left w:space="0" w:sz="0" w:val="nil"/>
+          <w:bottom w:space="0" w:sz="0" w:val="nil"/>
+          <w:right w:space="0" w:sz="0" w:val="nil"/>
+          <w:between w:space="0" w:sz="0" w:val="nil"/>
+        </w:pBdr>
+        <w:shd w:fill="auto" w:val="clear"/>
+        <w:spacing w:after="0" w:before="0" w:line="234.45984363555908" w:lineRule="auto"/>
+        <w:ind w:left="0" w:right="-330" w:firstLine="24.640045166015625"/>
+        <w:jc w:val="left"/>
+        <w:rPr>
+          <w:rFonts w:ascii="Garamond" w:cs="Garamond" w:eastAsia="Garamond" w:hAnsi="Garamond"/>
+          <w:sz w:val="12"/>
+          <w:szCs w:val="12"/>
+        </w:rPr>
+      </w:pPr>
+      <w:r>
+        <w:rPr>
+          <w:rtl w:val="0"/>
+        </w:rPr>
+      </w:r>
+    </w:p>
+    <w:p>
+      <w:pPr>
+        <w:keepNext w:val="0"/>
+        <w:keepLines w:val="0"/>
+        <w:pageBreakBefore w:val="0"/>
+        <w:widowControl w:val="0"/>
+        <w:pBdr>
+          <w:top w:space="0" w:sz="0" w:val="nil"/>
+          <w:left w:space="0" w:sz="0" w:val="nil"/>
+          <w:bottom w:space="0" w:sz="0" w:val="nil"/>
+          <w:right w:space="0" w:sz="0" w:val="nil"/>
+          <w:between w:space="0" w:sz="0" w:val="nil"/>
+        </w:pBdr>
+        <w:shd w:fill="auto" w:val="clear"/>
+        <w:spacing w:after="0" w:before="0" w:line="240" w:lineRule="auto"/>
         <w:ind w:left="22.220077514648438" w:right="-330" w:firstLine="0"/>
         <w:jc w:val="left"/>
         <w:rPr>
           <w:rFonts w:ascii="Garamond" w:cs="Garamond" w:eastAsia="Garamond" w:hAnsi="Garamond"/>
           <w:b w:val="1"/>
-          <w:i w:val="0"/>
+          <w:bCs w:val="1"/>
+          <w:i w:val="0"/>
+          <w:iCs w:val="0"/>
           <w:smallCaps w:val="0"/>
           <w:strike w:val="0"/>
           <w:color w:val="000000"/>
@@ -437,7 +525,9 @@
         <w:rPr>
           <w:rFonts w:ascii="Garamond" w:cs="Garamond" w:eastAsia="Garamond" w:hAnsi="Garamond"/>
           <w:b w:val="1"/>
-          <w:i w:val="0"/>
+          <w:bCs w:val="1"/>
+          <w:i w:val="0"/>
+          <w:iCs w:val="0"/>
           <w:smallCaps w:val="0"/>
           <w:strike w:val="0"/>
           <w:color w:val="000000"/>
@@ -481,7 +571,9 @@
         <w:rPr>
           <w:rFonts w:ascii="Garamond" w:cs="Garamond" w:eastAsia="Garamond" w:hAnsi="Garamond"/>
           <w:b w:val="1"/>
-          <w:i w:val="0"/>
+          <w:bCs w:val="1"/>
+          <w:i w:val="0"/>
+          <w:iCs w:val="0"/>
           <w:smallCaps w:val="0"/>
           <w:strike w:val="0"/>
           <w:color w:val="000000"/>
@@ -505,7 +597,9 @@
         <w:rPr>
           <w:rFonts w:ascii="Garamond" w:cs="Garamond" w:eastAsia="Garamond" w:hAnsi="Garamond"/>
           <w:b w:val="1"/>
-          <w:i w:val="0"/>
+          <w:bCs w:val="1"/>
+          <w:i w:val="0"/>
+          <w:iCs w:val="0"/>
           <w:smallCaps w:val="0"/>
           <w:strike w:val="0"/>
           <w:color w:val="000000"/>
@@ -521,28 +615,33 @@
       <w:r>
         <w:rPr>
           <w:rFonts w:ascii="Garamond" w:cs="Garamond" w:eastAsia="Garamond" w:hAnsi="Garamond"/>
-          <w:b w:val="0"/>
-          <w:i w:val="0"/>
-          <w:smallCaps w:val="0"/>
-          <w:strike w:val="0"/>
-          <w:color w:val="000000"/>
-          <w:sz w:val="22"/>
-          <w:szCs w:val="22"/>
-          <w:u w:val="none"/>
-          <w:shd w:fill="auto" w:val="clear"/>
-          <w:vertAlign w:val="baseline"/>
-          <w:rtl w:val="0"/>
-        </w:rPr>
-        <w:t xml:space="preserve">B.S. in IT </w:t>
-        <w:tab/>
-        <w:tab/>
-        <w:tab/>
-        <w:tab/>
-        <w:tab/>
-        <w:tab/>
-        <w:tab/>
-        <w:tab/>
-        <w:t xml:space="preserve">Sep 2022 </w:t>
+          <w:rtl w:val="0"/>
+        </w:rPr>
+        <w:t xml:space="preserve">Bachelor of Science in Information Technology</w:t>
+        <w:tab/>
+        <w:tab/>
+        <w:tab/>
+        <w:tab/>
+        <w:t xml:space="preserve">Se</w:t>
+      </w:r>
+      <w:r>
+        <w:rPr>
+          <w:rFonts w:ascii="Garamond" w:cs="Garamond" w:eastAsia="Garamond" w:hAnsi="Garamond"/>
+          <w:b w:val="0"/>
+          <w:bCs w:val="0"/>
+          <w:i w:val="0"/>
+          <w:iCs w:val="0"/>
+          <w:smallCaps w:val="0"/>
+          <w:strike w:val="0"/>
+          <w:color w:val="000000"/>
+          <w:sz w:val="22"/>
+          <w:szCs w:val="22"/>
+          <w:u w:val="none"/>
+          <w:shd w:fill="auto" w:val="clear"/>
+          <w:vertAlign w:val="baseline"/>
+          <w:rtl w:val="0"/>
+        </w:rPr>
+        <w:t xml:space="preserve">p 2022 </w:t>
       </w:r>
       <w:r>
         <w:rPr>
@@ -555,7 +654,9 @@
         <w:rPr>
           <w:rFonts w:ascii="Garamond" w:cs="Garamond" w:eastAsia="Garamond" w:hAnsi="Garamond"/>
           <w:b w:val="0"/>
-          <w:i w:val="0"/>
+          <w:bCs w:val="0"/>
+          <w:i w:val="0"/>
+          <w:iCs w:val="0"/>
           <w:smallCaps w:val="0"/>
           <w:strike w:val="0"/>
           <w:color w:val="000000"/>
@@ -593,12 +694,217 @@
         <w:jc w:val="left"/>
         <w:rPr>
           <w:rFonts w:ascii="Garamond" w:cs="Garamond" w:eastAsia="Garamond" w:hAnsi="Garamond"/>
+          <w:sz w:val="12"/>
+          <w:szCs w:val="12"/>
         </w:rPr>
       </w:pPr>
       <w:r>
         <w:rPr>
           <w:rtl w:val="0"/>
         </w:rPr>
+      </w:r>
+    </w:p>
+    <w:p>
+      <w:pPr>
+        <w:widowControl w:val="0"/>
+        <w:spacing w:line="240" w:lineRule="auto"/>
+        <w:ind w:left="22.220077514648438" w:right="-330" w:firstLine="0"/>
+        <w:rPr>
+          <w:rFonts w:ascii="Garamond" w:cs="Garamond" w:eastAsia="Garamond" w:hAnsi="Garamond"/>
+          <w:sz w:val="12"/>
+          <w:szCs w:val="12"/>
+        </w:rPr>
+      </w:pPr>
+      <w:r>
+        <w:rPr>
+          <w:rFonts w:ascii="Garamond" w:cs="Garamond" w:eastAsia="Garamond" w:hAnsi="Garamond"/>
+          <w:b w:val="1"/>
+          <w:bCs w:val="1"/>
+          <w:u w:val="single"/>
+          <w:rtl w:val="0"/>
+        </w:rPr>
+        <w:t xml:space="preserve">RELEVANT COURSEWORK</w:t>
+      </w:r>
+      <w:r>
+        <w:rPr>
+          <w:rtl w:val="0"/>
+        </w:rPr>
+      </w:r>
+    </w:p>
+    <w:p>
+      <w:pPr>
+        <w:keepNext w:val="0"/>
+        <w:keepLines w:val="0"/>
+        <w:pageBreakBefore w:val="0"/>
+        <w:widowControl w:val="0"/>
+        <w:pBdr>
+          <w:top w:space="0" w:sz="0" w:val="nil"/>
+          <w:left w:space="0" w:sz="0" w:val="nil"/>
+          <w:bottom w:space="0" w:sz="0" w:val="nil"/>
+          <w:right w:space="0" w:sz="0" w:val="nil"/>
+          <w:between w:space="0" w:sz="0" w:val="nil"/>
+        </w:pBdr>
+        <w:shd w:fill="auto" w:val="clear"/>
+        <w:spacing w:after="0" w:before="0" w:line="240" w:lineRule="auto"/>
+        <w:ind w:left="0" w:right="-330" w:firstLine="0"/>
+        <w:jc w:val="left"/>
+        <w:rPr>
+          <w:rFonts w:ascii="Garamond" w:cs="Garamond" w:eastAsia="Garamond" w:hAnsi="Garamond"/>
+          <w:b w:val="1"/>
+          <w:bCs w:val="1"/>
+        </w:rPr>
+      </w:pPr>
+      <w:r>
+        <w:rPr>
+          <w:rFonts w:ascii="Garamond" w:cs="Garamond" w:eastAsia="Garamond" w:hAnsi="Garamond"/>
+          <w:b w:val="0"/>
+          <w:bCs w:val="0"/>
+          <w:i w:val="0"/>
+          <w:iCs w:val="0"/>
+          <w:smallCaps w:val="0"/>
+          <w:strike w:val="0"/>
+          <w:color w:val="000000"/>
+          <w:sz w:val="18"/>
+          <w:szCs w:val="18"/>
+          <w:u w:val="none"/>
+          <w:shd w:fill="auto" w:val="clear"/>
+          <w:vertAlign w:val="baseline"/>
+          <w:rtl w:val="0"/>
+        </w:rPr>
+        <w:t xml:space="preserve">● </w:t>
+      </w:r>
+      <w:r>
+        <w:rPr>
+          <w:rFonts w:ascii="Garamond" w:cs="Garamond" w:eastAsia="Garamond" w:hAnsi="Garamond"/>
+          <w:b w:val="1"/>
+          <w:bCs w:val="1"/>
+          <w:i w:val="0"/>
+          <w:iCs w:val="0"/>
+          <w:smallCaps w:val="0"/>
+          <w:strike w:val="0"/>
+          <w:color w:val="000000"/>
+          <w:sz w:val="22"/>
+          <w:szCs w:val="22"/>
+          <w:u w:val="none"/>
+          <w:shd w:fill="auto" w:val="clear"/>
+          <w:vertAlign w:val="baseline"/>
+          <w:rtl w:val="0"/>
+        </w:rPr>
+        <w:t xml:space="preserve">Server-Side Web Dev</w:t>
+      </w:r>
+      <w:r>
+        <w:rPr>
+          <w:rFonts w:ascii="Garamond" w:cs="Garamond" w:eastAsia="Garamond" w:hAnsi="Garamond"/>
+          <w:rtl w:val="0"/>
+        </w:rPr>
+        <w:tab/>
+        <w:tab/>
+        <w:tab/>
+        <w:tab/>
+        <w:tab/>
+        <w:tab/>
+        <w:tab/>
+        <w:tab/>
+        <w:tab/>
+        <w:tab/>
+        <w:tab/>
+        <w:tab/>
+        <w:t xml:space="preserve">                  </w:t>
+      </w:r>
+      <w:r>
+        <w:rPr>
+          <w:rFonts w:ascii="Garamond" w:cs="Garamond" w:eastAsia="Garamond" w:hAnsi="Garamond"/>
+          <w:b w:val="0"/>
+          <w:bCs w:val="0"/>
+          <w:i w:val="0"/>
+          <w:iCs w:val="0"/>
+          <w:smallCaps w:val="0"/>
+          <w:strike w:val="0"/>
+          <w:color w:val="000000"/>
+          <w:sz w:val="18"/>
+          <w:szCs w:val="18"/>
+          <w:u w:val="none"/>
+          <w:shd w:fill="auto" w:val="clear"/>
+          <w:vertAlign w:val="baseline"/>
+          <w:rtl w:val="0"/>
+        </w:rPr>
+        <w:t xml:space="preserve">● </w:t>
+      </w:r>
+      <w:r>
+        <w:rPr>
+          <w:rFonts w:ascii="Garamond" w:cs="Garamond" w:eastAsia="Garamond" w:hAnsi="Garamond"/>
+          <w:b w:val="1"/>
+          <w:bCs w:val="1"/>
+          <w:rtl w:val="0"/>
+        </w:rPr>
+        <w:t xml:space="preserve">Interactive UI Development</w:t>
+      </w:r>
+      <w:r>
+        <w:rPr>
+          <w:rFonts w:ascii="Garamond" w:cs="Garamond" w:eastAsia="Garamond" w:hAnsi="Garamond"/>
+          <w:rtl w:val="0"/>
+        </w:rPr>
+        <w:tab/>
+        <w:tab/>
+        <w:tab/>
+        <w:tab/>
+        <w:tab/>
+        <w:tab/>
+        <w:tab/>
+        <w:tab/>
+        <w:tab/>
+        <w:tab/>
+        <w:tab/>
+        <w:tab/>
+        <w:t xml:space="preserve">     </w:t>
+      </w:r>
+      <w:r>
+        <w:rPr>
+          <w:rFonts w:ascii="Garamond" w:cs="Garamond" w:eastAsia="Garamond" w:hAnsi="Garamond"/>
+          <w:sz w:val="18"/>
+          <w:szCs w:val="18"/>
+          <w:rtl w:val="0"/>
+        </w:rPr>
+        <w:t xml:space="preserve">● </w:t>
+      </w:r>
+      <w:r>
+        <w:rPr>
+          <w:rFonts w:ascii="Garamond" w:cs="Garamond" w:eastAsia="Garamond" w:hAnsi="Garamond"/>
+          <w:b w:val="1"/>
+          <w:bCs w:val="1"/>
+          <w:rtl w:val="0"/>
+        </w:rPr>
+        <w:t xml:space="preserve">Web Dev Frameworks</w:t>
+      </w:r>
+    </w:p>
+    <w:p>
+      <w:pPr>
+        <w:widowControl w:val="0"/>
+        <w:spacing w:line="240" w:lineRule="auto"/>
+        <w:ind w:right="-330"/>
+        <w:rPr>
+          <w:rFonts w:ascii="Garamond" w:cs="Garamond" w:eastAsia="Garamond" w:hAnsi="Garamond"/>
+          <w:b w:val="1"/>
+          <w:bCs w:val="1"/>
+        </w:rPr>
+      </w:pPr>
+      <w:r>
+        <w:rPr>
+          <w:rFonts w:ascii="Garamond" w:cs="Garamond" w:eastAsia="Garamond" w:hAnsi="Garamond"/>
+          <w:sz w:val="18"/>
+          <w:szCs w:val="18"/>
+          <w:rtl w:val="0"/>
+        </w:rPr>
+        <w:t xml:space="preserve">● </w:t>
+      </w:r>
+      <w:r>
+        <w:rPr>
+          <w:rFonts w:ascii="Garamond" w:cs="Garamond" w:eastAsia="Garamond" w:hAnsi="Garamond"/>
+          <w:b w:val="1"/>
+          <w:bCs w:val="1"/>
+          <w:rtl w:val="0"/>
+        </w:rPr>
+        <w:t xml:space="preserve">Data Structures &amp; Algorithms</w:t>
       </w:r>
     </w:p>
     <w:p>
@@ -620,198 +926,12 @@
         <w:jc w:val="left"/>
         <w:rPr>
           <w:rFonts w:ascii="Garamond" w:cs="Garamond" w:eastAsia="Garamond" w:hAnsi="Garamond"/>
+          <w:b w:val="1"/>
+          <w:bCs w:val="1"/>
+          <w:sz w:val="12"/>
+          <w:szCs w:val="12"/>
         </w:rPr>
       </w:pPr>
-      <w:r>
-        <w:rPr>
-          <w:rFonts w:ascii="Garamond" w:cs="Garamond" w:eastAsia="Garamond" w:hAnsi="Garamond"/>
-          <w:b w:val="0"/>
-          <w:i w:val="0"/>
-          <w:smallCaps w:val="0"/>
-          <w:strike w:val="0"/>
-          <w:color w:val="000000"/>
-          <w:sz w:val="18"/>
-          <w:szCs w:val="18"/>
-          <w:u w:val="none"/>
-          <w:shd w:fill="auto" w:val="clear"/>
-          <w:vertAlign w:val="baseline"/>
-          <w:rtl w:val="0"/>
-        </w:rPr>
-        <w:t xml:space="preserve">● </w:t>
-      </w:r>
-      <w:r>
-        <w:rPr>
-          <w:rFonts w:ascii="Garamond" w:cs="Garamond" w:eastAsia="Garamond" w:hAnsi="Garamond"/>
-          <w:b w:val="1"/>
-          <w:i w:val="0"/>
-          <w:smallCaps w:val="0"/>
-          <w:strike w:val="0"/>
-          <w:color w:val="000000"/>
-          <w:sz w:val="22"/>
-          <w:szCs w:val="22"/>
-          <w:u w:val="none"/>
-          <w:shd w:fill="auto" w:val="clear"/>
-          <w:vertAlign w:val="baseline"/>
-          <w:rtl w:val="0"/>
-        </w:rPr>
-        <w:t xml:space="preserve">Server-Side Web Dev</w:t>
-      </w:r>
-      <w:r>
-        <w:rPr>
-          <w:rFonts w:ascii="Garamond" w:cs="Garamond" w:eastAsia="Garamond" w:hAnsi="Garamond"/>
-          <w:i w:val="0"/>
-          <w:smallCaps w:val="0"/>
-          <w:strike w:val="0"/>
-          <w:color w:val="000000"/>
-          <w:sz w:val="22"/>
-          <w:szCs w:val="22"/>
-          <w:u w:val="none"/>
-          <w:shd w:fill="auto" w:val="clear"/>
-          <w:vertAlign w:val="baseline"/>
-          <w:rtl w:val="0"/>
-        </w:rPr>
-        <w:t xml:space="preserve">:</w:t>
-      </w:r>
-      <w:r>
-        <w:rPr>
-          <w:rFonts w:ascii="Garamond" w:cs="Garamond" w:eastAsia="Garamond" w:hAnsi="Garamond"/>
-          <w:b w:val="1"/>
-          <w:i w:val="0"/>
-          <w:smallCaps w:val="0"/>
-          <w:strike w:val="0"/>
-          <w:color w:val="000000"/>
-          <w:sz w:val="22"/>
-          <w:szCs w:val="22"/>
-          <w:u w:val="none"/>
-          <w:shd w:fill="auto" w:val="clear"/>
-          <w:vertAlign w:val="baseline"/>
-          <w:rtl w:val="0"/>
-        </w:rPr>
-        <w:t xml:space="preserve"> </w:t>
-      </w:r>
-      <w:r>
-        <w:rPr>
-          <w:rFonts w:ascii="Garamond" w:cs="Garamond" w:eastAsia="Garamond" w:hAnsi="Garamond"/>
-          <w:b w:val="0"/>
-          <w:i w:val="0"/>
-          <w:smallCaps w:val="0"/>
-          <w:strike w:val="0"/>
-          <w:color w:val="000000"/>
-          <w:sz w:val="22"/>
-          <w:szCs w:val="22"/>
-          <w:u w:val="none"/>
-          <w:shd w:fill="auto" w:val="clear"/>
-          <w:vertAlign w:val="baseline"/>
-          <w:rtl w:val="0"/>
-        </w:rPr>
-        <w:t xml:space="preserve">Developed server-side applications and APIs using React following MVC architecture principles.             </w:t>
-      </w:r>
-      <w:r>
-        <w:rPr>
-          <w:rFonts w:ascii="Garamond" w:cs="Garamond" w:eastAsia="Garamond" w:hAnsi="Garamond"/>
-          <w:b w:val="0"/>
-          <w:i w:val="0"/>
-          <w:smallCaps w:val="0"/>
-          <w:strike w:val="0"/>
-          <w:color w:val="000000"/>
-          <w:sz w:val="18"/>
-          <w:szCs w:val="18"/>
-          <w:u w:val="none"/>
-          <w:shd w:fill="auto" w:val="clear"/>
-          <w:vertAlign w:val="baseline"/>
-          <w:rtl w:val="0"/>
-        </w:rPr>
-        <w:t xml:space="preserve">● </w:t>
-      </w:r>
-      <w:r>
-        <w:rPr>
-          <w:rFonts w:ascii="Garamond" w:cs="Garamond" w:eastAsia="Garamond" w:hAnsi="Garamond"/>
-          <w:b w:val="1"/>
-          <w:rtl w:val="0"/>
-        </w:rPr>
-        <w:t xml:space="preserve">Interactive UI Development</w:t>
-      </w:r>
-      <w:r>
-        <w:rPr>
-          <w:rFonts w:ascii="Garamond" w:cs="Garamond" w:eastAsia="Garamond" w:hAnsi="Garamond"/>
-          <w:i w:val="0"/>
-          <w:smallCaps w:val="0"/>
-          <w:strike w:val="0"/>
-          <w:color w:val="000000"/>
-          <w:sz w:val="22"/>
-          <w:szCs w:val="22"/>
-          <w:u w:val="none"/>
-          <w:shd w:fill="auto" w:val="clear"/>
-          <w:vertAlign w:val="baseline"/>
-          <w:rtl w:val="0"/>
-        </w:rPr>
-        <w:t xml:space="preserve">:</w:t>
-      </w:r>
-      <w:r>
-        <w:rPr>
-          <w:rFonts w:ascii="Garamond" w:cs="Garamond" w:eastAsia="Garamond" w:hAnsi="Garamond"/>
-          <w:b w:val="1"/>
-          <w:i w:val="0"/>
-          <w:smallCaps w:val="0"/>
-          <w:strike w:val="0"/>
-          <w:color w:val="000000"/>
-          <w:sz w:val="22"/>
-          <w:szCs w:val="22"/>
-          <w:u w:val="none"/>
-          <w:shd w:fill="auto" w:val="clear"/>
-          <w:vertAlign w:val="baseline"/>
-          <w:rtl w:val="0"/>
-        </w:rPr>
-        <w:t xml:space="preserve"> </w:t>
-      </w:r>
-      <w:r>
-        <w:rPr>
-          <w:rFonts w:ascii="Garamond" w:cs="Garamond" w:eastAsia="Garamond" w:hAnsi="Garamond"/>
-          <w:rtl w:val="0"/>
-        </w:rPr>
-        <w:t xml:space="preserve">Built GUIs for web and desktop apps using a visual IDE with focus on event-driven controls.     </w:t>
-      </w:r>
-      <w:r>
-        <w:rPr>
-          <w:rFonts w:ascii="Garamond" w:cs="Garamond" w:eastAsia="Garamond" w:hAnsi="Garamond"/>
-          <w:sz w:val="18"/>
-          <w:szCs w:val="18"/>
-          <w:rtl w:val="0"/>
-        </w:rPr>
-        <w:t xml:space="preserve">● </w:t>
-      </w:r>
-      <w:r>
-        <w:rPr>
-          <w:rFonts w:ascii="Garamond" w:cs="Garamond" w:eastAsia="Garamond" w:hAnsi="Garamond"/>
-          <w:b w:val="1"/>
-          <w:rtl w:val="0"/>
-        </w:rPr>
-        <w:t xml:space="preserve">Web Dev Frameworks</w:t>
-      </w:r>
-      <w:r>
-        <w:rPr>
-          <w:rFonts w:ascii="Garamond" w:cs="Garamond" w:eastAsia="Garamond" w:hAnsi="Garamond"/>
-          <w:rtl w:val="0"/>
-        </w:rPr>
-        <w:t xml:space="preserve">: Explored advanced web frameworks with emphasis on responsive design and library comparisons.</w:t>
-      </w:r>
-      <w:r>
-        <w:rPr>
-          <w:rFonts w:ascii="Garamond" w:cs="Garamond" w:eastAsia="Garamond" w:hAnsi="Garamond"/>
-          <w:b w:val="1"/>
-          <w:i w:val="0"/>
-          <w:smallCaps w:val="0"/>
-          <w:strike w:val="0"/>
-          <w:color w:val="000000"/>
-          <w:sz w:val="22"/>
-          <w:szCs w:val="22"/>
-          <w:u w:val="none"/>
-          <w:shd w:fill="auto" w:val="clear"/>
-          <w:vertAlign w:val="baseline"/>
-          <w:rtl w:val="0"/>
-        </w:rPr>
-        <w:t xml:space="preserve"> </w:t>
-      </w:r>
       <w:r>
         <w:rPr>
           <w:rtl w:val="0"/>
@@ -821,7 +941,7 @@
     <w:p>
       <w:pPr>
         <w:widowControl w:val="0"/>
-        <w:spacing w:before="315.34423828125" w:line="240" w:lineRule="auto"/>
+        <w:spacing w:before="0" w:line="240" w:lineRule="auto"/>
         <w:ind w:left="22.220077514648438" w:right="-330" w:firstLine="0"/>
         <w:rPr>
           <w:rFonts w:ascii="Garamond" w:cs="Garamond" w:eastAsia="Garamond" w:hAnsi="Garamond"/>
@@ -831,15 +951,17 @@
         <w:rPr>
           <w:rFonts w:ascii="Garamond" w:cs="Garamond" w:eastAsia="Garamond" w:hAnsi="Garamond"/>
           <w:b w:val="1"/>
+          <w:bCs w:val="1"/>
           <w:u w:val="single"/>
           <w:rtl w:val="0"/>
         </w:rPr>
-        <w:t xml:space="preserve">EXPERIENCE</w:t>
-      </w:r>
-      <w:r>
-        <w:rPr>
-          <w:rFonts w:ascii="Garamond" w:cs="Garamond" w:eastAsia="Garamond" w:hAnsi="Garamond"/>
-          <w:b w:val="1"/>
+        <w:t xml:space="preserve">EXPERIENCE  </w:t>
+      </w:r>
+      <w:r>
+        <w:rPr>
+          <w:rFonts w:ascii="Garamond" w:cs="Garamond" w:eastAsia="Garamond" w:hAnsi="Garamond"/>
+          <w:b w:val="1"/>
+          <w:bCs w:val="1"/>
           <w:rtl w:val="0"/>
         </w:rPr>
         <w:tab/>
@@ -854,7 +976,242 @@
         <w:tab/>
         <w:tab/>
         <w:tab/>
-        <w:tab/>
+        <w:t xml:space="preserve">   Hendrickson </w:t>
+      </w:r>
+      <w:r>
+        <w:rPr>
+          <w:rFonts w:ascii="Garamond" w:cs="Garamond" w:eastAsia="Garamond" w:hAnsi="Garamond"/>
+          <w:rtl w:val="0"/>
+        </w:rPr>
+        <w:t xml:space="preserve">| Woodridge, IL </w:t>
+        <w:tab/>
+        <w:tab/>
+        <w:tab/>
+        <w:tab/>
+        <w:tab/>
+        <w:tab/>
+        <w:tab/>
+        <w:tab/>
+        <w:tab/>
+        <w:t xml:space="preserve">               Dec 2025 – Present </w:t>
+      </w:r>
+      <w:r>
+        <w:rPr>
+          <w:rFonts w:ascii="Garamond" w:cs="Garamond" w:eastAsia="Garamond" w:hAnsi="Garamond"/>
+          <w:b w:val="1"/>
+          <w:bCs w:val="1"/>
+          <w:rtl w:val="0"/>
+        </w:rPr>
+        <w:t xml:space="preserve">IT Intern</w:t>
+      </w:r>
+      <w:r>
+        <w:rPr>
+          <w:rFonts w:ascii="Garamond" w:cs="Garamond" w:eastAsia="Garamond" w:hAnsi="Garamond"/>
+          <w:rtl w:val="0"/>
+        </w:rPr>
+        <w:t xml:space="preserve">                                                                                                                                                                                         </w:t>
+      </w:r>
+      <w:r>
+        <w:rPr>
+          <w:rFonts w:ascii="Garamond" w:cs="Garamond" w:eastAsia="Garamond" w:hAnsi="Garamond"/>
+          <w:sz w:val="18"/>
+          <w:szCs w:val="18"/>
+          <w:rtl w:val="0"/>
+        </w:rPr>
+        <w:t xml:space="preserve">● </w:t>
+      </w:r>
+      <w:r>
+        <w:rPr>
+          <w:rFonts w:ascii="Garamond" w:cs="Garamond" w:eastAsia="Garamond" w:hAnsi="Garamond"/>
+          <w:rtl w:val="0"/>
+        </w:rPr>
+        <w:t xml:space="preserve">Developed Python backend services and data pipelines supporting inventory forecasting and analytics workflows.                                                      </w:t>
+      </w:r>
+      <w:r>
+        <w:rPr>
+          <w:rFonts w:ascii="Garamond" w:cs="Garamond" w:eastAsia="Garamond" w:hAnsi="Garamond"/>
+          <w:sz w:val="18"/>
+          <w:szCs w:val="18"/>
+          <w:rtl w:val="0"/>
+        </w:rPr>
+        <w:t xml:space="preserve">● </w:t>
+      </w:r>
+      <w:r>
+        <w:rPr>
+          <w:rFonts w:ascii="Garamond" w:cs="Garamond" w:eastAsia="Garamond" w:hAnsi="Garamond"/>
+          <w:rtl w:val="0"/>
+        </w:rPr>
+        <w:t xml:space="preserve">Designed REST APIs and data ingestion pipelines that integrated operational data into enterprise ERP systems.                                     </w:t>
+      </w:r>
+      <w:r>
+        <w:rPr>
+          <w:rFonts w:ascii="Garamond" w:cs="Garamond" w:eastAsia="Garamond" w:hAnsi="Garamond"/>
+          <w:sz w:val="18"/>
+          <w:szCs w:val="18"/>
+          <w:rtl w:val="0"/>
+        </w:rPr>
+        <w:t xml:space="preserve">● </w:t>
+      </w:r>
+      <w:r>
+        <w:rPr>
+          <w:rFonts w:ascii="Garamond" w:cs="Garamond" w:eastAsia="Garamond" w:hAnsi="Garamond"/>
+          <w:rtl w:val="0"/>
+        </w:rPr>
+        <w:t xml:space="preserve">Contributing to forecasting, analytics, and inventory optimization backend workflows.                                                                     </w:t>
+      </w:r>
+      <w:r>
+        <w:rPr>
+          <w:rFonts w:ascii="Garamond" w:cs="Garamond" w:eastAsia="Garamond" w:hAnsi="Garamond"/>
+          <w:sz w:val="18"/>
+          <w:szCs w:val="18"/>
+          <w:rtl w:val="0"/>
+        </w:rPr>
+        <w:t xml:space="preserve">● </w:t>
+      </w:r>
+      <w:r>
+        <w:rPr>
+          <w:rFonts w:ascii="Garamond" w:cs="Garamond" w:eastAsia="Garamond" w:hAnsi="Garamond"/>
+          <w:rtl w:val="0"/>
+        </w:rPr>
+        <w:t xml:space="preserve">Collaborating with engineers and stakeholders on backend architecture and system improvements.</w:t>
+      </w:r>
+    </w:p>
+    <w:p>
+      <w:pPr>
+        <w:widowControl w:val="0"/>
+        <w:spacing w:before="0" w:line="240" w:lineRule="auto"/>
+        <w:ind w:left="22.220077514648438" w:right="-330" w:firstLine="0"/>
+        <w:rPr>
+          <w:rFonts w:ascii="Garamond" w:cs="Garamond" w:eastAsia="Garamond" w:hAnsi="Garamond"/>
+          <w:sz w:val="12"/>
+          <w:szCs w:val="12"/>
+        </w:rPr>
+      </w:pPr>
+      <w:r>
+        <w:rPr>
+          <w:rtl w:val="0"/>
+        </w:rPr>
+      </w:r>
+    </w:p>
+    <w:p>
+      <w:pPr>
+        <w:widowControl w:val="0"/>
+        <w:spacing w:before="0" w:line="240" w:lineRule="auto"/>
+        <w:ind w:left="22.220077514648438" w:right="-330" w:firstLine="0"/>
+        <w:rPr>
+          <w:rFonts w:ascii="Garamond" w:cs="Garamond" w:eastAsia="Garamond" w:hAnsi="Garamond"/>
+        </w:rPr>
+      </w:pPr>
+      <w:r>
+        <w:rPr>
+          <w:rFonts w:ascii="Garamond" w:cs="Garamond" w:eastAsia="Garamond" w:hAnsi="Garamond"/>
+          <w:b w:val="1"/>
+          <w:bCs w:val="1"/>
+          <w:rtl w:val="0"/>
+        </w:rPr>
+        <w:t xml:space="preserve">IT Intern </w:t>
+        <w:tab/>
+        <w:tab/>
+        <w:tab/>
+        <w:tab/>
+        <w:tab/>
+        <w:tab/>
+        <w:tab/>
+        <w:tab/>
+        <w:tab/>
+        <w:tab/>
+        <w:tab/>
+        <w:t xml:space="preserve">           </w:t>
+      </w:r>
+      <w:r>
+        <w:rPr>
+          <w:rFonts w:ascii="Garamond" w:cs="Garamond" w:eastAsia="Garamond" w:hAnsi="Garamond"/>
+          <w:rtl w:val="0"/>
+        </w:rPr>
+        <w:t xml:space="preserve">Nov 2024 – Aug 2025 </w:t>
+      </w:r>
+      <w:r>
+        <w:rPr>
+          <w:rFonts w:ascii="Garamond" w:cs="Garamond" w:eastAsia="Garamond" w:hAnsi="Garamond"/>
+          <w:sz w:val="18"/>
+          <w:szCs w:val="18"/>
+          <w:rtl w:val="0"/>
+        </w:rPr>
+        <w:t xml:space="preserve">● </w:t>
+      </w:r>
+      <w:r>
+        <w:rPr>
+          <w:rFonts w:ascii="Garamond" w:cs="Garamond" w:eastAsia="Garamond" w:hAnsi="Garamond"/>
+          <w:rtl w:val="0"/>
+        </w:rPr>
+        <w:t xml:space="preserve">Gathered, processed, and reported data to determine operational metrics and KPIs.                                                                     </w:t>
+      </w:r>
+      <w:r>
+        <w:rPr>
+          <w:rFonts w:ascii="Garamond" w:cs="Garamond" w:eastAsia="Garamond" w:hAnsi="Garamond"/>
+          <w:sz w:val="18"/>
+          <w:szCs w:val="18"/>
+          <w:rtl w:val="0"/>
+        </w:rPr>
+        <w:t xml:space="preserve">● </w:t>
+      </w:r>
+      <w:r>
+        <w:rPr>
+          <w:rFonts w:ascii="Garamond" w:cs="Garamond" w:eastAsia="Garamond" w:hAnsi="Garamond"/>
+          <w:rtl w:val="0"/>
+        </w:rPr>
+        <w:t xml:space="preserve">Created dashboards using PowerBI for business process owners and supported data validation within the ERP data hub.              </w:t>
+      </w:r>
+      <w:r>
+        <w:rPr>
+          <w:rFonts w:ascii="Garamond" w:cs="Garamond" w:eastAsia="Garamond" w:hAnsi="Garamond"/>
+          <w:sz w:val="18"/>
+          <w:szCs w:val="18"/>
+          <w:rtl w:val="0"/>
+        </w:rPr>
+        <w:t xml:space="preserve">● </w:t>
+      </w:r>
+      <w:r>
+        <w:rPr>
+          <w:rFonts w:ascii="Garamond" w:cs="Garamond" w:eastAsia="Garamond" w:hAnsi="Garamond"/>
+          <w:rtl w:val="0"/>
+        </w:rPr>
+        <w:t xml:space="preserve">Supported data consolidation, cleansing, and harmonization efforts across enterprise systems.</w:t>
+      </w:r>
+    </w:p>
+    <w:p>
+      <w:pPr>
+        <w:widowControl w:val="0"/>
+        <w:spacing w:before="0" w:line="240" w:lineRule="auto"/>
+        <w:ind w:left="22.220077514648438" w:right="-330" w:firstLine="0"/>
+        <w:rPr>
+          <w:rFonts w:ascii="Garamond" w:cs="Garamond" w:eastAsia="Garamond" w:hAnsi="Garamond"/>
+          <w:sz w:val="12"/>
+          <w:szCs w:val="12"/>
+        </w:rPr>
+      </w:pPr>
+      <w:r>
+        <w:rPr>
+          <w:rtl w:val="0"/>
+        </w:rPr>
+      </w:r>
+    </w:p>
+    <w:p>
+      <w:pPr>
+        <w:widowControl w:val="0"/>
+        <w:spacing w:before="0" w:line="240" w:lineRule="auto"/>
+        <w:ind w:left="22.220077514648438" w:right="-330" w:firstLine="0"/>
+        <w:rPr>
+          <w:rFonts w:ascii="Garamond" w:cs="Garamond" w:eastAsia="Garamond" w:hAnsi="Garamond"/>
+        </w:rPr>
+      </w:pPr>
+      <w:r>
+        <w:rPr>
+          <w:rFonts w:ascii="Garamond" w:cs="Garamond" w:eastAsia="Garamond" w:hAnsi="Garamond"/>
+          <w:b w:val="1"/>
+          <w:bCs w:val="1"/>
+          <w:rtl w:val="0"/>
+        </w:rPr>
         <w:t xml:space="preserve">Preferred Risk Administrators</w:t>
       </w:r>
       <w:r>
@@ -868,12 +1225,13 @@
         <w:tab/>
         <w:tab/>
         <w:tab/>
-        <w:t xml:space="preserve">               Aug 2025 – Present </w:t>
-      </w:r>
-      <w:r>
-        <w:rPr>
-          <w:rFonts w:ascii="Garamond" w:cs="Garamond" w:eastAsia="Garamond" w:hAnsi="Garamond"/>
-          <w:b w:val="1"/>
+        <w:t xml:space="preserve">           Aug 2025 – Nov 2025 </w:t>
+      </w:r>
+      <w:r>
+        <w:rPr>
+          <w:rFonts w:ascii="Garamond" w:cs="Garamond" w:eastAsia="Garamond" w:hAnsi="Garamond"/>
+          <w:b w:val="1"/>
+          <w:bCs w:val="1"/>
           <w:rtl w:val="0"/>
         </w:rPr>
         <w:t xml:space="preserve">Full Stack Software Engineer Intern</w:t>
@@ -907,16 +1265,7 @@
           <w:rFonts w:ascii="Garamond" w:cs="Garamond" w:eastAsia="Garamond" w:hAnsi="Garamond"/>
           <w:rtl w:val="0"/>
         </w:rPr>
-        <w:t xml:space="preserve">Develop web applications using React/Next.js frontend and .NET Core backend for insurance platforms.</w:t>
-      </w:r>
-      <w:r>
-        <w:rPr>
-          <w:rFonts w:ascii="Garamond" w:cs="Garamond" w:eastAsia="Garamond" w:hAnsi="Garamond"/>
-          <w:rtl w:val="0"/>
-        </w:rPr>
-        <w:tab/>
-        <w:tab/>
-        <w:t xml:space="preserve">                  </w:t>
+        <w:t xml:space="preserve">Developed web applications using React/Next.js frontend and .NET Core backend for insurance platforms.                                </w:t>
       </w:r>
       <w:r>
         <w:rPr>
@@ -932,111 +1281,22 @@
           <w:rFonts w:ascii="Garamond" w:cs="Garamond" w:eastAsia="Garamond" w:hAnsi="Garamond"/>
           <w:rtl w:val="0"/>
         </w:rPr>
-        <w:t xml:space="preserve">Collaborate with cross-functional teams on microservices architecture and new feature development.</w:t>
-      </w:r>
-      <w:r>
-        <w:rPr>
-          <w:rtl w:val="0"/>
-        </w:rPr>
-      </w:r>
-    </w:p>
-    <w:p>
-      <w:pPr>
-        <w:widowControl w:val="0"/>
-        <w:spacing w:before="17.3248291015625" w:line="245.35637855529785" w:lineRule="auto"/>
-        <w:ind w:left="33.92005920410156" w:right="-330" w:firstLine="0"/>
-        <w:rPr>
-          <w:rFonts w:ascii="Garamond" w:cs="Garamond" w:eastAsia="Garamond" w:hAnsi="Garamond"/>
-        </w:rPr>
-      </w:pPr>
-      <w:r>
-        <w:rPr>
-          <w:rtl w:val="0"/>
-        </w:rPr>
-      </w:r>
-    </w:p>
-    <w:p>
-      <w:pPr>
-        <w:widowControl w:val="0"/>
-        <w:spacing w:before="38.7548828125" w:line="240" w:lineRule="auto"/>
-        <w:ind w:right="-330"/>
-        <w:rPr>
-          <w:rFonts w:ascii="Garamond" w:cs="Garamond" w:eastAsia="Garamond" w:hAnsi="Garamond"/>
-        </w:rPr>
-      </w:pPr>
-      <w:r>
-        <w:rPr>
-          <w:rFonts w:ascii="Garamond" w:cs="Garamond" w:eastAsia="Garamond" w:hAnsi="Garamond"/>
-          <w:b w:val="1"/>
-          <w:rtl w:val="0"/>
-        </w:rPr>
-        <w:t xml:space="preserve">Hendrickson </w:t>
-      </w:r>
-      <w:r>
-        <w:rPr>
-          <w:rFonts w:ascii="Garamond" w:cs="Garamond" w:eastAsia="Garamond" w:hAnsi="Garamond"/>
-          <w:rtl w:val="0"/>
-        </w:rPr>
-        <w:t xml:space="preserve">| Woodridge, IL </w:t>
-        <w:tab/>
-        <w:tab/>
-        <w:tab/>
-        <w:tab/>
-        <w:tab/>
-        <w:tab/>
-        <w:tab/>
-        <w:tab/>
-        <w:tab/>
-        <w:t xml:space="preserve">           Nov 2024 – Aug 2025 </w:t>
-      </w:r>
-      <w:r>
-        <w:rPr>
-          <w:rFonts w:ascii="Garamond" w:cs="Garamond" w:eastAsia="Garamond" w:hAnsi="Garamond"/>
-          <w:b w:val="1"/>
-          <w:rtl w:val="0"/>
-        </w:rPr>
-        <w:t xml:space="preserve">IT Intern</w:t>
-      </w:r>
-      <w:r>
-        <w:rPr>
-          <w:rtl w:val="0"/>
-        </w:rPr>
-      </w:r>
-    </w:p>
-    <w:p>
-      <w:pPr>
-        <w:keepNext w:val="0"/>
-        <w:keepLines w:val="0"/>
-        <w:pageBreakBefore w:val="0"/>
-        <w:widowControl w:val="0"/>
-        <w:pBdr>
-          <w:top w:space="0" w:sz="0" w:val="nil"/>
-          <w:left w:space="0" w:sz="0" w:val="nil"/>
-          <w:bottom w:space="0" w:sz="0" w:val="nil"/>
-          <w:right w:space="0" w:sz="0" w:val="nil"/>
-          <w:between w:space="0" w:sz="0" w:val="nil"/>
-        </w:pBdr>
-        <w:shd w:fill="auto" w:val="clear"/>
-        <w:spacing w:after="0" w:before="17.3248291015625" w:line="245.35637855529785" w:lineRule="auto"/>
-        <w:ind w:left="33.92005920410156" w:right="-330" w:firstLine="0"/>
-        <w:jc w:val="left"/>
-        <w:rPr>
-          <w:rFonts w:ascii="Garamond" w:cs="Garamond" w:eastAsia="Garamond" w:hAnsi="Garamond"/>
-        </w:rPr>
-      </w:pPr>
-      <w:r>
-        <w:rPr>
-          <w:rFonts w:ascii="Garamond" w:cs="Garamond" w:eastAsia="Garamond" w:hAnsi="Garamond"/>
-          <w:b w:val="0"/>
-          <w:i w:val="0"/>
-          <w:smallCaps w:val="0"/>
-          <w:strike w:val="0"/>
-          <w:color w:val="000000"/>
+        <w:t xml:space="preserve">Implemented Datadog observability across the company's primary production application, improving visibility into application errors and service performance.                                          </w:t>
+        <w:tab/>
+        <w:tab/>
+        <w:tab/>
+        <w:tab/>
+        <w:tab/>
+        <w:tab/>
+        <w:tab/>
+        <w:tab/>
+        <w:t xml:space="preserve">     </w:t>
+      </w:r>
+      <w:r>
+        <w:rPr>
+          <w:rFonts w:ascii="Garamond" w:cs="Garamond" w:eastAsia="Garamond" w:hAnsi="Garamond"/>
           <w:sz w:val="18"/>
           <w:szCs w:val="18"/>
-          <w:u w:val="none"/>
-          <w:shd w:fill="auto" w:val="clear"/>
-          <w:vertAlign w:val="baseline"/>
           <w:rtl w:val="0"/>
         </w:rPr>
         <w:t xml:space="preserve">● </w:t>
@@ -1044,335 +1304,14 @@
       <w:r>
         <w:rPr>
           <w:rFonts w:ascii="Garamond" w:cs="Garamond" w:eastAsia="Garamond" w:hAnsi="Garamond"/>
-          <w:b w:val="0"/>
-          <w:i w:val="0"/>
-          <w:smallCaps w:val="0"/>
-          <w:strike w:val="0"/>
-          <w:color w:val="000000"/>
-          <w:sz w:val="22"/>
-          <w:szCs w:val="22"/>
-          <w:u w:val="none"/>
-          <w:shd w:fill="auto" w:val="clear"/>
-          <w:vertAlign w:val="baseline"/>
-          <w:rtl w:val="0"/>
-        </w:rPr>
-        <w:t xml:space="preserve">Assisted in gathering, processing, and reporting data to determine operational metrics and KPIs. </w:t>
-        <w:tab/>
-        <w:tab/>
-        <w:tab/>
-        <w:t xml:space="preserve">                  </w:t>
-      </w:r>
-      <w:r>
-        <w:rPr>
-          <w:rFonts w:ascii="Garamond" w:cs="Garamond" w:eastAsia="Garamond" w:hAnsi="Garamond"/>
-          <w:b w:val="0"/>
-          <w:i w:val="0"/>
-          <w:smallCaps w:val="0"/>
-          <w:strike w:val="0"/>
-          <w:color w:val="000000"/>
-          <w:sz w:val="18"/>
-          <w:szCs w:val="18"/>
-          <w:u w:val="none"/>
-          <w:shd w:fill="auto" w:val="clear"/>
-          <w:vertAlign w:val="baseline"/>
-          <w:rtl w:val="0"/>
-        </w:rPr>
-        <w:t xml:space="preserve">● </w:t>
-      </w:r>
-      <w:r>
-        <w:rPr>
-          <w:rFonts w:ascii="Garamond" w:cs="Garamond" w:eastAsia="Garamond" w:hAnsi="Garamond"/>
-          <w:b w:val="0"/>
-          <w:i w:val="0"/>
-          <w:smallCaps w:val="0"/>
-          <w:strike w:val="0"/>
-          <w:color w:val="000000"/>
-          <w:sz w:val="22"/>
-          <w:szCs w:val="22"/>
-          <w:u w:val="none"/>
-          <w:shd w:fill="auto" w:val="clear"/>
-          <w:vertAlign w:val="baseline"/>
-          <w:rtl w:val="0"/>
-        </w:rPr>
-        <w:t xml:space="preserve">Created dashboards using PowerBI for business process owners and support data validation within the ERP data hub. </w:t>
-      </w:r>
-      <w:r>
-        <w:rPr>
-          <w:rtl w:val="0"/>
-        </w:rPr>
-      </w:r>
-    </w:p>
-    <w:p>
-      <w:pPr>
-        <w:keepNext w:val="0"/>
-        <w:keepLines w:val="0"/>
-        <w:pageBreakBefore w:val="0"/>
-        <w:widowControl w:val="0"/>
-        <w:pBdr>
-          <w:top w:space="0" w:sz="0" w:val="nil"/>
-          <w:left w:space="0" w:sz="0" w:val="nil"/>
-          <w:bottom w:space="0" w:sz="0" w:val="nil"/>
-          <w:right w:space="0" w:sz="0" w:val="nil"/>
-          <w:between w:space="0" w:sz="0" w:val="nil"/>
-        </w:pBdr>
-        <w:shd w:fill="auto" w:val="clear"/>
-        <w:spacing w:after="0" w:before="17.3248291015625" w:line="245.35637855529785" w:lineRule="auto"/>
-        <w:ind w:left="33.92005920410156" w:right="-330" w:firstLine="0"/>
-        <w:jc w:val="left"/>
-        <w:rPr>
-          <w:rFonts w:ascii="Garamond" w:cs="Garamond" w:eastAsia="Garamond" w:hAnsi="Garamond"/>
-        </w:rPr>
-      </w:pPr>
-      <w:r>
-        <w:rPr>
-          <w:rtl w:val="0"/>
-        </w:rPr>
-      </w:r>
-    </w:p>
-    <w:p>
-      <w:pPr>
-        <w:keepNext w:val="0"/>
-        <w:keepLines w:val="0"/>
-        <w:pageBreakBefore w:val="0"/>
-        <w:widowControl w:val="0"/>
-        <w:pBdr>
-          <w:top w:space="0" w:sz="0" w:val="nil"/>
-          <w:left w:space="0" w:sz="0" w:val="nil"/>
-          <w:bottom w:space="0" w:sz="0" w:val="nil"/>
-          <w:right w:space="0" w:sz="0" w:val="nil"/>
-          <w:between w:space="0" w:sz="0" w:val="nil"/>
-        </w:pBdr>
-        <w:shd w:fill="auto" w:val="clear"/>
-        <w:spacing w:after="0" w:before="17.3248291015625" w:line="245.35637855529785" w:lineRule="auto"/>
-        <w:ind w:left="33.92005920410156" w:right="-330" w:firstLine="0"/>
-        <w:jc w:val="left"/>
-        <w:rPr>
-          <w:rFonts w:ascii="Garamond" w:cs="Garamond" w:eastAsia="Garamond" w:hAnsi="Garamond"/>
-          <w:b w:val="1"/>
-          <w:i w:val="0"/>
-          <w:smallCaps w:val="0"/>
-          <w:strike w:val="0"/>
-          <w:color w:val="000000"/>
-          <w:sz w:val="22"/>
-          <w:szCs w:val="22"/>
-          <w:u w:val="none"/>
-          <w:shd w:fill="auto" w:val="clear"/>
-          <w:vertAlign w:val="baseline"/>
-        </w:rPr>
-      </w:pPr>
-      <w:r>
-        <w:rPr>
-          <w:rFonts w:ascii="Garamond" w:cs="Garamond" w:eastAsia="Garamond" w:hAnsi="Garamond"/>
-          <w:b w:val="1"/>
-          <w:i w:val="0"/>
-          <w:smallCaps w:val="0"/>
-          <w:strike w:val="0"/>
-          <w:color w:val="000000"/>
-          <w:sz w:val="22"/>
-          <w:szCs w:val="22"/>
-          <w:u w:val="none"/>
-          <w:shd w:fill="auto" w:val="clear"/>
-          <w:vertAlign w:val="baseline"/>
-          <w:rtl w:val="0"/>
-        </w:rPr>
-        <w:t xml:space="preserve">RL IT Firm </w:t>
-      </w:r>
-      <w:r>
-        <w:rPr>
-          <w:rFonts w:ascii="Garamond" w:cs="Garamond" w:eastAsia="Garamond" w:hAnsi="Garamond"/>
-          <w:rtl w:val="0"/>
-        </w:rPr>
-        <w:t xml:space="preserve">| </w:t>
-      </w:r>
-      <w:r>
-        <w:rPr>
-          <w:rFonts w:ascii="Garamond" w:cs="Garamond" w:eastAsia="Garamond" w:hAnsi="Garamond"/>
-          <w:b w:val="0"/>
-          <w:i w:val="0"/>
-          <w:smallCaps w:val="0"/>
-          <w:strike w:val="0"/>
-          <w:color w:val="000000"/>
-          <w:sz w:val="22"/>
-          <w:szCs w:val="22"/>
-          <w:u w:val="none"/>
-          <w:shd w:fill="auto" w:val="clear"/>
-          <w:vertAlign w:val="baseline"/>
-          <w:rtl w:val="0"/>
-        </w:rPr>
-        <w:t xml:space="preserve">Orland Park, IL </w:t>
-        <w:tab/>
-        <w:tab/>
-        <w:tab/>
-        <w:tab/>
-        <w:tab/>
-        <w:tab/>
-        <w:tab/>
-        <w:tab/>
-        <w:tab/>
-      </w:r>
-      <w:r>
-        <w:rPr>
-          <w:rFonts w:ascii="Garamond" w:cs="Garamond" w:eastAsia="Garamond" w:hAnsi="Garamond"/>
-          <w:rtl w:val="0"/>
-        </w:rPr>
-        <w:t xml:space="preserve">               </w:t>
-      </w:r>
-      <w:r>
-        <w:rPr>
-          <w:rFonts w:ascii="Garamond" w:cs="Garamond" w:eastAsia="Garamond" w:hAnsi="Garamond"/>
-          <w:b w:val="0"/>
-          <w:i w:val="0"/>
-          <w:smallCaps w:val="0"/>
-          <w:strike w:val="0"/>
-          <w:color w:val="000000"/>
-          <w:sz w:val="22"/>
-          <w:szCs w:val="22"/>
-          <w:u w:val="none"/>
-          <w:shd w:fill="auto" w:val="clear"/>
-          <w:vertAlign w:val="baseline"/>
-          <w:rtl w:val="0"/>
-        </w:rPr>
-        <w:t xml:space="preserve">Dec 2022 – Present </w:t>
-      </w:r>
-      <w:r>
-        <w:rPr>
-          <w:rFonts w:ascii="Garamond" w:cs="Garamond" w:eastAsia="Garamond" w:hAnsi="Garamond"/>
-          <w:b w:val="1"/>
-          <w:i w:val="0"/>
-          <w:smallCaps w:val="0"/>
-          <w:strike w:val="0"/>
-          <w:color w:val="000000"/>
-          <w:sz w:val="22"/>
-          <w:szCs w:val="22"/>
-          <w:u w:val="none"/>
-          <w:shd w:fill="auto" w:val="clear"/>
-          <w:vertAlign w:val="baseline"/>
-          <w:rtl w:val="0"/>
-        </w:rPr>
-        <w:t xml:space="preserve">Frontend Developer </w:t>
-      </w:r>
-    </w:p>
-    <w:p>
-      <w:pPr>
-        <w:keepNext w:val="0"/>
-        <w:keepLines w:val="0"/>
-        <w:pageBreakBefore w:val="0"/>
-        <w:widowControl w:val="0"/>
-        <w:pBdr>
-          <w:top w:space="0" w:sz="0" w:val="nil"/>
-          <w:left w:space="0" w:sz="0" w:val="nil"/>
-          <w:bottom w:space="0" w:sz="0" w:val="nil"/>
-          <w:right w:space="0" w:sz="0" w:val="nil"/>
-          <w:between w:space="0" w:sz="0" w:val="nil"/>
-        </w:pBdr>
-        <w:shd w:fill="auto" w:val="clear"/>
-        <w:spacing w:after="0" w:before="50.5194091796875" w:line="272.61817932128906" w:lineRule="auto"/>
-        <w:ind w:left="33.92005920410156" w:right="-330" w:firstLine="0"/>
-        <w:jc w:val="left"/>
-        <w:rPr>
-          <w:rFonts w:ascii="Garamond" w:cs="Garamond" w:eastAsia="Garamond" w:hAnsi="Garamond"/>
-          <w:b w:val="0"/>
-          <w:i w:val="0"/>
-          <w:smallCaps w:val="0"/>
-          <w:strike w:val="0"/>
-          <w:color w:val="000000"/>
-          <w:sz w:val="22"/>
-          <w:szCs w:val="22"/>
-          <w:u w:val="none"/>
-          <w:shd w:fill="auto" w:val="clear"/>
-          <w:vertAlign w:val="baseline"/>
-        </w:rPr>
-      </w:pPr>
-      <w:r>
-        <w:rPr>
-          <w:rFonts w:ascii="Garamond" w:cs="Garamond" w:eastAsia="Garamond" w:hAnsi="Garamond"/>
-          <w:b w:val="0"/>
-          <w:i w:val="0"/>
-          <w:smallCaps w:val="0"/>
-          <w:strike w:val="0"/>
-          <w:color w:val="000000"/>
-          <w:sz w:val="18"/>
-          <w:szCs w:val="18"/>
-          <w:u w:val="none"/>
-          <w:shd w:fill="auto" w:val="clear"/>
-          <w:vertAlign w:val="baseline"/>
-          <w:rtl w:val="0"/>
-        </w:rPr>
-        <w:t xml:space="preserve">● </w:t>
-      </w:r>
-      <w:r>
-        <w:rPr>
-          <w:rFonts w:ascii="Garamond" w:cs="Garamond" w:eastAsia="Garamond" w:hAnsi="Garamond"/>
-          <w:b w:val="0"/>
-          <w:i w:val="0"/>
-          <w:smallCaps w:val="0"/>
-          <w:strike w:val="0"/>
-          <w:color w:val="000000"/>
-          <w:sz w:val="22"/>
-          <w:szCs w:val="22"/>
-          <w:u w:val="none"/>
-          <w:shd w:fill="auto" w:val="clear"/>
-          <w:vertAlign w:val="baseline"/>
-          <w:rtl w:val="0"/>
-        </w:rPr>
-        <w:t xml:space="preserve">Developed a full-stack application for a local business, enhancing their online presence and </w:t>
-      </w:r>
-      <w:r>
-        <w:rPr>
-          <w:rFonts w:ascii="Garamond" w:cs="Garamond" w:eastAsia="Garamond" w:hAnsi="Garamond"/>
-          <w:rtl w:val="0"/>
-        </w:rPr>
-        <w:t xml:space="preserve">fu</w:t>
-      </w:r>
-      <w:r>
-        <w:rPr>
-          <w:rFonts w:ascii="Garamond" w:cs="Garamond" w:eastAsia="Garamond" w:hAnsi="Garamond"/>
-          <w:b w:val="0"/>
-          <w:i w:val="0"/>
-          <w:smallCaps w:val="0"/>
-          <w:strike w:val="0"/>
-          <w:color w:val="000000"/>
-          <w:sz w:val="22"/>
-          <w:szCs w:val="22"/>
-          <w:u w:val="none"/>
-          <w:shd w:fill="auto" w:val="clear"/>
-          <w:vertAlign w:val="baseline"/>
-          <w:rtl w:val="0"/>
-        </w:rPr>
-        <w:t xml:space="preserve">nctionality</w:t>
-      </w:r>
-      <w:r>
-        <w:rPr>
-          <w:rFonts w:ascii="Garamond" w:cs="Garamond" w:eastAsia="Garamond" w:hAnsi="Garamond"/>
-          <w:rtl w:val="0"/>
-        </w:rPr>
-        <w:t xml:space="preserve">                                      </w:t>
-      </w:r>
-      <w:r>
-        <w:rPr>
-          <w:rFonts w:ascii="Garamond" w:cs="Garamond" w:eastAsia="Garamond" w:hAnsi="Garamond"/>
-          <w:sz w:val="18"/>
-          <w:szCs w:val="18"/>
-          <w:rtl w:val="0"/>
-        </w:rPr>
-        <w:t xml:space="preserve">● </w:t>
-      </w:r>
-      <w:r>
-        <w:rPr>
-          <w:rFonts w:ascii="Garamond" w:cs="Garamond" w:eastAsia="Garamond" w:hAnsi="Garamond"/>
-          <w:b w:val="0"/>
-          <w:i w:val="0"/>
-          <w:smallCaps w:val="0"/>
-          <w:strike w:val="0"/>
-          <w:color w:val="000000"/>
-          <w:sz w:val="22"/>
-          <w:szCs w:val="22"/>
-          <w:u w:val="none"/>
-          <w:shd w:fill="auto" w:val="clear"/>
-          <w:vertAlign w:val="baseline"/>
-          <w:rtl w:val="0"/>
-        </w:rPr>
-        <w:t xml:space="preserve">Collaborated with the client to gather requirements and ensure the application met their needs. </w:t>
+          <w:rtl w:val="0"/>
+        </w:rPr>
+        <w:t xml:space="preserve">Collaborated with cross-functional teams on microservices architecture and new feature development.</w:t>
+      </w:r>
+      <w:r>
+        <w:rPr>
+          <w:rtl w:val="0"/>
+        </w:rPr>
       </w:r>
     </w:p>
     <w:p>
@@ -1395,7 +1334,9 @@
         <w:rPr>
           <w:rFonts w:ascii="Garamond" w:cs="Garamond" w:eastAsia="Garamond" w:hAnsi="Garamond"/>
           <w:b w:val="1"/>
-          <w:i w:val="0"/>
+          <w:bCs w:val="1"/>
+          <w:i w:val="0"/>
+          <w:iCs w:val="0"/>
           <w:smallCaps w:val="0"/>
           <w:strike w:val="0"/>
           <w:color w:val="000000"/>
@@ -1410,7 +1351,9 @@
         <w:rPr>
           <w:rFonts w:ascii="Garamond" w:cs="Garamond" w:eastAsia="Garamond" w:hAnsi="Garamond"/>
           <w:b w:val="1"/>
-          <w:i w:val="0"/>
+          <w:bCs w:val="1"/>
+          <w:i w:val="0"/>
+          <w:iCs w:val="0"/>
           <w:smallCaps w:val="0"/>
           <w:strike w:val="0"/>
           <w:color w:val="000000"/>
@@ -1427,7 +1370,9 @@
         <w:rPr>
           <w:rFonts w:ascii="Garamond" w:cs="Garamond" w:eastAsia="Garamond" w:hAnsi="Garamond"/>
           <w:b w:val="1"/>
-          <w:i w:val="0"/>
+          <w:bCs w:val="1"/>
+          <w:i w:val="0"/>
+          <w:iCs w:val="0"/>
           <w:smallCaps w:val="0"/>
           <w:strike w:val="0"/>
           <w:color w:val="000000"/>
@@ -1460,23 +1405,15 @@
         <w:jc w:val="left"/>
         <w:rPr>
           <w:rFonts w:ascii="Garamond" w:cs="Garamond" w:eastAsia="Garamond" w:hAnsi="Garamond"/>
-          <w:b w:val="0"/>
-          <w:i w:val="0"/>
-          <w:smallCaps w:val="0"/>
-          <w:strike w:val="0"/>
-          <w:color w:val="000000"/>
-          <w:sz w:val="22"/>
-          <w:szCs w:val="22"/>
-          <w:u w:val="none"/>
-          <w:shd w:fill="auto" w:val="clear"/>
-          <w:vertAlign w:val="baseline"/>
         </w:rPr>
       </w:pPr>
       <w:r>
         <w:rPr>
           <w:rFonts w:ascii="Garamond" w:cs="Garamond" w:eastAsia="Garamond" w:hAnsi="Garamond"/>
           <w:b w:val="0"/>
-          <w:i w:val="0"/>
+          <w:bCs w:val="0"/>
+          <w:i w:val="0"/>
+          <w:iCs w:val="0"/>
           <w:smallCaps w:val="0"/>
           <w:strike w:val="0"/>
           <w:color w:val="000000"/>
@@ -1487,174 +1424,38 @@
           <w:vertAlign w:val="baseline"/>
           <w:rtl w:val="0"/>
         </w:rPr>
-        <w:t xml:space="preserve">● </w:t>
-      </w:r>
-      <w:r>
-        <w:rPr>
-          <w:rFonts w:ascii="Garamond" w:cs="Garamond" w:eastAsia="Garamond" w:hAnsi="Garamond"/>
-          <w:b w:val="1"/>
-          <w:i w:val="0"/>
-          <w:smallCaps w:val="0"/>
-          <w:strike w:val="0"/>
-          <w:color w:val="000000"/>
-          <w:sz w:val="22"/>
-          <w:szCs w:val="22"/>
-          <w:u w:val="none"/>
-          <w:shd w:fill="auto" w:val="clear"/>
-          <w:vertAlign w:val="baseline"/>
-          <w:rtl w:val="0"/>
-        </w:rPr>
-        <w:t xml:space="preserve">Frontend: </w:t>
-      </w:r>
-      <w:r>
-        <w:rPr>
-          <w:rFonts w:ascii="Garamond" w:cs="Garamond" w:eastAsia="Garamond" w:hAnsi="Garamond"/>
-          <w:b w:val="0"/>
-          <w:i w:val="0"/>
-          <w:smallCaps w:val="0"/>
-          <w:strike w:val="0"/>
-          <w:color w:val="000000"/>
-          <w:sz w:val="22"/>
-          <w:szCs w:val="22"/>
-          <w:u w:val="none"/>
-          <w:shd w:fill="auto" w:val="clear"/>
-          <w:vertAlign w:val="baseline"/>
-          <w:rtl w:val="0"/>
-        </w:rPr>
-        <w:t xml:space="preserve">HTML, CSS, JavaScript/TypeScript, React, Next,</w:t>
-      </w:r>
-      <w:r>
-        <w:rPr>
-          <w:rFonts w:ascii="Garamond" w:cs="Garamond" w:eastAsia="Garamond" w:hAnsi="Garamond"/>
-          <w:rtl w:val="0"/>
-        </w:rPr>
-        <w:t xml:space="preserve"> </w:t>
-      </w:r>
-      <w:r>
-        <w:rPr>
-          <w:rFonts w:ascii="Garamond" w:cs="Garamond" w:eastAsia="Garamond" w:hAnsi="Garamond"/>
-          <w:b w:val="0"/>
-          <w:i w:val="0"/>
-          <w:smallCaps w:val="0"/>
-          <w:strike w:val="0"/>
-          <w:color w:val="000000"/>
-          <w:sz w:val="22"/>
-          <w:szCs w:val="22"/>
-          <w:u w:val="none"/>
-          <w:shd w:fill="auto" w:val="clear"/>
-          <w:vertAlign w:val="baseline"/>
-          <w:rtl w:val="0"/>
-        </w:rPr>
-        <w:t xml:space="preserve">Tailwind/SCSS, Figma, and Astro.                                                   </w:t>
-      </w:r>
-      <w:r>
-        <w:rPr>
-          <w:rFonts w:ascii="Garamond" w:cs="Garamond" w:eastAsia="Garamond" w:hAnsi="Garamond"/>
-          <w:b w:val="0"/>
-          <w:i w:val="0"/>
-          <w:smallCaps w:val="0"/>
-          <w:strike w:val="0"/>
-          <w:color w:val="000000"/>
+        <w:t xml:space="preserve">●</w:t>
+      </w:r>
+      <w:r>
+        <w:rPr>
+          <w:rFonts w:ascii="Garamond" w:cs="Garamond" w:eastAsia="Garamond" w:hAnsi="Garamond"/>
           <w:sz w:val="18"/>
           <w:szCs w:val="18"/>
-          <w:u w:val="none"/>
-          <w:shd w:fill="auto" w:val="clear"/>
-          <w:vertAlign w:val="baseline"/>
-          <w:rtl w:val="0"/>
-        </w:rPr>
-        <w:t xml:space="preserve">● </w:t>
-      </w:r>
-      <w:r>
-        <w:rPr>
-          <w:rFonts w:ascii="Garamond" w:cs="Garamond" w:eastAsia="Garamond" w:hAnsi="Garamond"/>
-          <w:b w:val="1"/>
-          <w:i w:val="0"/>
-          <w:smallCaps w:val="0"/>
-          <w:strike w:val="0"/>
-          <w:color w:val="000000"/>
-          <w:sz w:val="22"/>
-          <w:szCs w:val="22"/>
-          <w:u w:val="none"/>
-          <w:shd w:fill="auto" w:val="clear"/>
-          <w:vertAlign w:val="baseline"/>
-          <w:rtl w:val="0"/>
-        </w:rPr>
-        <w:t xml:space="preserve">Backend: </w:t>
-      </w:r>
-      <w:r>
-        <w:rPr>
-          <w:rFonts w:ascii="Garamond" w:cs="Garamond" w:eastAsia="Garamond" w:hAnsi="Garamond"/>
-          <w:b w:val="0"/>
-          <w:i w:val="0"/>
-          <w:smallCaps w:val="0"/>
-          <w:strike w:val="0"/>
-          <w:color w:val="000000"/>
-          <w:sz w:val="22"/>
-          <w:szCs w:val="22"/>
-          <w:u w:val="none"/>
-          <w:shd w:fill="auto" w:val="clear"/>
-          <w:vertAlign w:val="baseline"/>
-          <w:rtl w:val="0"/>
-        </w:rPr>
-        <w:t xml:space="preserve">Node.js (Express.js), Python (Flask), Go, C#,</w:t>
-      </w:r>
-      <w:r>
-        <w:rPr>
-          <w:rFonts w:ascii="Garamond" w:cs="Garamond" w:eastAsia="Garamond" w:hAnsi="Garamond"/>
-          <w:rtl w:val="0"/>
-        </w:rPr>
-        <w:t xml:space="preserve"> SQL (PostgreSQL and MySQL), and .NET Core.</w:t>
-      </w:r>
-      <w:r>
-        <w:rPr>
-          <w:rtl w:val="0"/>
-        </w:rPr>
-      </w:r>
-    </w:p>
-    <w:p>
-      <w:pPr>
-        <w:keepNext w:val="0"/>
-        <w:keepLines w:val="0"/>
-        <w:pageBreakBefore w:val="0"/>
-        <w:widowControl w:val="0"/>
-        <w:pBdr>
-          <w:top w:space="0" w:sz="0" w:val="nil"/>
-          <w:left w:space="0" w:sz="0" w:val="nil"/>
-          <w:bottom w:space="0" w:sz="0" w:val="nil"/>
-          <w:right w:space="0" w:sz="0" w:val="nil"/>
-          <w:between w:space="0" w:sz="0" w:val="nil"/>
-        </w:pBdr>
-        <w:shd w:fill="auto" w:val="clear"/>
-        <w:spacing w:after="0" w:before="30.6646728515625" w:line="240" w:lineRule="auto"/>
-        <w:ind w:left="33.92005920410156" w:right="-330" w:firstLine="0"/>
-        <w:jc w:val="left"/>
-        <w:rPr>
-          <w:rFonts w:ascii="Garamond" w:cs="Garamond" w:eastAsia="Garamond" w:hAnsi="Garamond"/>
-          <w:b w:val="0"/>
-          <w:i w:val="0"/>
-          <w:smallCaps w:val="0"/>
-          <w:strike w:val="0"/>
-          <w:color w:val="000000"/>
-          <w:sz w:val="22"/>
-          <w:szCs w:val="22"/>
-          <w:u w:val="none"/>
-          <w:shd w:fill="auto" w:val="clear"/>
-          <w:vertAlign w:val="baseline"/>
-        </w:rPr>
-      </w:pPr>
-      <w:r>
-        <w:rPr>
-          <w:rFonts w:ascii="Garamond" w:cs="Garamond" w:eastAsia="Garamond" w:hAnsi="Garamond"/>
-          <w:b w:val="0"/>
-          <w:i w:val="0"/>
-          <w:smallCaps w:val="0"/>
-          <w:strike w:val="0"/>
-          <w:color w:val="000000"/>
+          <w:rtl w:val="0"/>
+        </w:rPr>
+        <w:t xml:space="preserve"> </w:t>
+      </w:r>
+      <w:r>
+        <w:rPr>
+          <w:rFonts w:ascii="Garamond" w:cs="Garamond" w:eastAsia="Garamond" w:hAnsi="Garamond"/>
+          <w:b w:val="1"/>
+          <w:bCs w:val="1"/>
+          <w:rtl w:val="0"/>
+        </w:rPr>
+        <w:t xml:space="preserve">Languages: </w:t>
+      </w:r>
+      <w:r>
+        <w:rPr>
+          <w:rFonts w:ascii="Garamond" w:cs="Garamond" w:eastAsia="Garamond" w:hAnsi="Garamond"/>
+          <w:rtl w:val="0"/>
+        </w:rPr>
+        <w:t xml:space="preserve">JavaScript/TypeScript, Python, Go, C#, SQL, and CSS/SCSS.                                                                                          </w:t>
+      </w:r>
+      <w:r>
+        <w:rPr>
+          <w:rFonts w:ascii="Garamond" w:cs="Garamond" w:eastAsia="Garamond" w:hAnsi="Garamond"/>
           <w:sz w:val="18"/>
           <w:szCs w:val="18"/>
-          <w:u w:val="none"/>
-          <w:shd w:fill="auto" w:val="clear"/>
-          <w:vertAlign w:val="baseline"/>
           <w:rtl w:val="0"/>
         </w:rPr>
         <w:t xml:space="preserve">● </w:t>
@@ -1663,105 +1464,23 @@
         <w:rPr>
           <w:rFonts w:ascii="Garamond" w:cs="Garamond" w:eastAsia="Garamond" w:hAnsi="Garamond"/>
           <w:b w:val="1"/>
-          <w:i w:val="0"/>
-          <w:smallCaps w:val="0"/>
-          <w:strike w:val="0"/>
-          <w:color w:val="000000"/>
-          <w:sz w:val="22"/>
-          <w:szCs w:val="22"/>
-          <w:u w:val="none"/>
-          <w:shd w:fill="auto" w:val="clear"/>
-          <w:vertAlign w:val="baseline"/>
-          <w:rtl w:val="0"/>
-        </w:rPr>
-        <w:t xml:space="preserve">Cloud &amp; Hosting: </w:t>
-      </w:r>
-      <w:r>
-        <w:rPr>
-          <w:rFonts w:ascii="Garamond" w:cs="Garamond" w:eastAsia="Garamond" w:hAnsi="Garamond"/>
-          <w:b w:val="0"/>
-          <w:i w:val="0"/>
-          <w:smallCaps w:val="0"/>
-          <w:strike w:val="0"/>
-          <w:color w:val="000000"/>
-          <w:sz w:val="22"/>
-          <w:szCs w:val="22"/>
-          <w:u w:val="none"/>
-          <w:shd w:fill="auto" w:val="clear"/>
-          <w:vertAlign w:val="baseline"/>
-          <w:rtl w:val="0"/>
-        </w:rPr>
-        <w:t xml:space="preserve">AWS (EC2, Amplify, S3, Route 53), Vercel, Caddy</w:t>
-      </w:r>
-      <w:r>
-        <w:rPr>
-          <w:rFonts w:ascii="Garamond" w:cs="Garamond" w:eastAsia="Garamond" w:hAnsi="Garamond"/>
-          <w:rtl w:val="0"/>
-        </w:rPr>
-        <w:t xml:space="preserve">, and Stripe Integration.</w:t>
-      </w:r>
-      <w:r>
-        <w:rPr>
-          <w:rFonts w:ascii="Garamond" w:cs="Garamond" w:eastAsia="Garamond" w:hAnsi="Garamond"/>
-          <w:b w:val="0"/>
-          <w:i w:val="0"/>
-          <w:smallCaps w:val="0"/>
-          <w:strike w:val="0"/>
-          <w:color w:val="000000"/>
-          <w:sz w:val="22"/>
-          <w:szCs w:val="22"/>
-          <w:u w:val="none"/>
-          <w:shd w:fill="auto" w:val="clear"/>
-          <w:vertAlign w:val="baseline"/>
-          <w:rtl w:val="0"/>
-        </w:rPr>
-        <w:t xml:space="preserve"> </w:t>
-      </w:r>
-    </w:p>
-    <w:p>
-      <w:pPr>
-        <w:keepNext w:val="0"/>
-        <w:keepLines w:val="0"/>
-        <w:pageBreakBefore w:val="0"/>
-        <w:widowControl w:val="0"/>
-        <w:pBdr>
-          <w:top w:space="0" w:sz="0" w:val="nil"/>
-          <w:left w:space="0" w:sz="0" w:val="nil"/>
-          <w:bottom w:space="0" w:sz="0" w:val="nil"/>
-          <w:right w:space="0" w:sz="0" w:val="nil"/>
-          <w:between w:space="0" w:sz="0" w:val="nil"/>
-        </w:pBdr>
-        <w:shd w:fill="auto" w:val="clear"/>
-        <w:spacing w:after="0" w:before="28.2586669921875" w:line="240" w:lineRule="auto"/>
-        <w:ind w:left="33.92005920410156" w:right="-330" w:firstLine="0"/>
-        <w:jc w:val="left"/>
-        <w:rPr>
-          <w:rFonts w:ascii="Garamond" w:cs="Garamond" w:eastAsia="Garamond" w:hAnsi="Garamond"/>
-          <w:b w:val="0"/>
-          <w:i w:val="0"/>
-          <w:smallCaps w:val="0"/>
-          <w:strike w:val="0"/>
-          <w:color w:val="000000"/>
-          <w:sz w:val="22"/>
-          <w:szCs w:val="22"/>
-          <w:u w:val="none"/>
-          <w:shd w:fill="auto" w:val="clear"/>
-          <w:vertAlign w:val="baseline"/>
-        </w:rPr>
-      </w:pPr>
-      <w:r>
-        <w:rPr>
-          <w:rFonts w:ascii="Garamond" w:cs="Garamond" w:eastAsia="Garamond" w:hAnsi="Garamond"/>
-          <w:b w:val="0"/>
-          <w:i w:val="0"/>
-          <w:smallCaps w:val="0"/>
-          <w:strike w:val="0"/>
-          <w:color w:val="000000"/>
+          <w:bCs w:val="1"/>
+          <w:rtl w:val="0"/>
+        </w:rPr>
+        <w:t xml:space="preserve">Frameworks &amp; Libraries:</w:t>
+      </w:r>
+      <w:r>
+        <w:rPr>
+          <w:rFonts w:ascii="Garamond" w:cs="Garamond" w:eastAsia="Garamond" w:hAnsi="Garamond"/>
+          <w:rtl w:val="0"/>
+        </w:rPr>
+        <w:t xml:space="preserve"> React, Next.js, .NET Core, Express.js, Flask, Astro, and Tailwind.                                                       </w:t>
+      </w:r>
+      <w:r>
+        <w:rPr>
+          <w:rFonts w:ascii="Garamond" w:cs="Garamond" w:eastAsia="Garamond" w:hAnsi="Garamond"/>
           <w:sz w:val="18"/>
           <w:szCs w:val="18"/>
-          <w:u w:val="none"/>
-          <w:shd w:fill="auto" w:val="clear"/>
-          <w:vertAlign w:val="baseline"/>
           <w:rtl w:val="0"/>
         </w:rPr>
         <w:t xml:space="preserve">● </w:t>
@@ -1770,59 +1489,22 @@
         <w:rPr>
           <w:rFonts w:ascii="Garamond" w:cs="Garamond" w:eastAsia="Garamond" w:hAnsi="Garamond"/>
           <w:b w:val="1"/>
-          <w:i w:val="0"/>
-          <w:smallCaps w:val="0"/>
-          <w:strike w:val="0"/>
-          <w:color w:val="000000"/>
-          <w:sz w:val="22"/>
-          <w:szCs w:val="22"/>
-          <w:u w:val="none"/>
-          <w:shd w:fill="auto" w:val="clear"/>
-          <w:vertAlign w:val="baseline"/>
-          <w:rtl w:val="0"/>
-        </w:rPr>
-        <w:t xml:space="preserve">Version Control &amp; Testing: </w:t>
-      </w:r>
-      <w:r>
-        <w:rPr>
-          <w:rFonts w:ascii="Garamond" w:cs="Garamond" w:eastAsia="Garamond" w:hAnsi="Garamond"/>
-          <w:b w:val="0"/>
-          <w:i w:val="0"/>
-          <w:smallCaps w:val="0"/>
-          <w:strike w:val="0"/>
-          <w:color w:val="000000"/>
-          <w:sz w:val="22"/>
-          <w:szCs w:val="22"/>
-          <w:u w:val="none"/>
-          <w:shd w:fill="auto" w:val="clear"/>
-          <w:vertAlign w:val="baseline"/>
-          <w:rtl w:val="0"/>
-        </w:rPr>
-        <w:t xml:space="preserve">Git</w:t>
-      </w:r>
-      <w:r>
-        <w:rPr>
-          <w:rFonts w:ascii="Garamond" w:cs="Garamond" w:eastAsia="Garamond" w:hAnsi="Garamond"/>
-          <w:rtl w:val="0"/>
-        </w:rPr>
-        <w:t xml:space="preserve"> </w:t>
-      </w:r>
-      <w:r>
-        <w:rPr>
-          <w:rFonts w:ascii="Garamond" w:cs="Garamond" w:eastAsia="Garamond" w:hAnsi="Garamond"/>
-          <w:b w:val="0"/>
-          <w:i w:val="0"/>
-          <w:smallCaps w:val="0"/>
-          <w:strike w:val="0"/>
-          <w:color w:val="000000"/>
-          <w:sz w:val="22"/>
-          <w:szCs w:val="22"/>
-          <w:u w:val="none"/>
-          <w:shd w:fill="auto" w:val="clear"/>
-          <w:vertAlign w:val="baseline"/>
-          <w:rtl w:val="0"/>
-        </w:rPr>
-        <w:t xml:space="preserve">and Docker</w:t>
+          <w:bCs w:val="1"/>
+          <w:rtl w:val="0"/>
+        </w:rPr>
+        <w:t xml:space="preserve">Tools &amp; Infrastructure: </w:t>
+      </w:r>
+      <w:r>
+        <w:rPr>
+          <w:rFonts w:ascii="Garamond" w:cs="Garamond" w:eastAsia="Garamond" w:hAnsi="Garamond"/>
+          <w:rtl w:val="0"/>
+        </w:rPr>
+        <w:t xml:space="preserve">Git, Docker, AWS (EC2, S3, Route 53, Amplify), Caddy, PostgreSQL, MySQL, Datadog, and Figma.</w:t>
+      </w:r>
+      <w:r>
+        <w:rPr>
+          <w:rtl w:val="0"/>
+        </w:rPr>
       </w:r>
     </w:p>
     <w:p>
@@ -1845,7 +1527,9 @@
         <w:rPr>
           <w:rFonts w:ascii="Garamond" w:cs="Garamond" w:eastAsia="Garamond" w:hAnsi="Garamond"/>
           <w:b w:val="1"/>
-          <w:i w:val="0"/>
+          <w:bCs w:val="1"/>
+          <w:i w:val="0"/>
+          <w:iCs w:val="0"/>
           <w:smallCaps w:val="0"/>
           <w:strike w:val="0"/>
           <w:color w:val="000000"/>
@@ -1860,7 +1544,9 @@
         <w:rPr>
           <w:rFonts w:ascii="Garamond" w:cs="Garamond" w:eastAsia="Garamond" w:hAnsi="Garamond"/>
           <w:b w:val="1"/>
-          <w:i w:val="0"/>
+          <w:bCs w:val="1"/>
+          <w:i w:val="0"/>
+          <w:iCs w:val="0"/>
           <w:smallCaps w:val="0"/>
           <w:strike w:val="0"/>
           <w:color w:val="000000"/>
@@ -1877,7 +1563,9 @@
         <w:rPr>
           <w:rFonts w:ascii="Garamond" w:cs="Garamond" w:eastAsia="Garamond" w:hAnsi="Garamond"/>
           <w:b w:val="1"/>
-          <w:i w:val="0"/>
+          <w:bCs w:val="1"/>
+          <w:i w:val="0"/>
+          <w:iCs w:val="0"/>
           <w:smallCaps w:val="0"/>
           <w:strike w:val="0"/>
           <w:color w:val="000000"/>
@@ -1917,7 +1605,9 @@
           <w:rPr>
             <w:rFonts w:ascii="Garamond" w:cs="Garamond" w:eastAsia="Garamond" w:hAnsi="Garamond"/>
             <w:b w:val="1"/>
+            <w:bCs w:val="1"/>
             <w:i w:val="0"/>
+            <w:iCs w:val="0"/>
             <w:smallCaps w:val="0"/>
             <w:strike w:val="0"/>
             <w:color w:val="1155cc"/>
@@ -1935,7 +1625,9 @@
         <w:rPr>
           <w:rFonts w:ascii="Garamond" w:cs="Garamond" w:eastAsia="Garamond" w:hAnsi="Garamond"/>
           <w:b w:val="1"/>
-          <w:i w:val="0"/>
+          <w:bCs w:val="1"/>
+          <w:i w:val="0"/>
+          <w:iCs w:val="0"/>
           <w:smallCaps w:val="0"/>
           <w:strike w:val="0"/>
           <w:color w:val="000000"/>
@@ -1952,7 +1644,9 @@
         <w:rPr>
           <w:rFonts w:ascii="Garamond" w:cs="Garamond" w:eastAsia="Garamond" w:hAnsi="Garamond"/>
           <w:b w:val="0"/>
-          <w:i w:val="0"/>
+          <w:bCs w:val="0"/>
+          <w:i w:val="0"/>
+          <w:iCs w:val="0"/>
           <w:smallCaps w:val="0"/>
           <w:strike w:val="0"/>
           <w:color w:val="000000"/>
@@ -1969,7 +1663,9 @@
         <w:rPr>
           <w:rFonts w:ascii="Garamond" w:cs="Garamond" w:eastAsia="Garamond" w:hAnsi="Garamond"/>
           <w:b w:val="0"/>
+          <w:bCs w:val="0"/>
           <w:i w:val="1"/>
+          <w:iCs w:val="1"/>
           <w:smallCaps w:val="0"/>
           <w:strike w:val="0"/>
           <w:color w:val="000000"/>
@@ -1986,6 +1682,7 @@
         <w:rPr>
           <w:rFonts w:ascii="Garamond" w:cs="Garamond" w:eastAsia="Garamond" w:hAnsi="Garamond"/>
           <w:i w:val="1"/>
+          <w:iCs w:val="1"/>
           <w:rtl w:val="0"/>
         </w:rPr>
         <w:t xml:space="preserve"> and </w:t>
@@ -1994,7 +1691,9 @@
         <w:rPr>
           <w:rFonts w:ascii="Garamond" w:cs="Garamond" w:eastAsia="Garamond" w:hAnsi="Garamond"/>
           <w:b w:val="0"/>
+          <w:bCs w:val="0"/>
           <w:i w:val="1"/>
+          <w:iCs w:val="1"/>
           <w:smallCaps w:val="0"/>
           <w:strike w:val="0"/>
           <w:color w:val="000000"/>
@@ -2017,6 +1716,7 @@
         <w:rPr>
           <w:rFonts w:ascii="Garamond" w:cs="Garamond" w:eastAsia="Garamond" w:hAnsi="Garamond"/>
           <w:i w:val="1"/>
+          <w:iCs w:val="1"/>
           <w:rtl w:val="0"/>
         </w:rPr>
         <w:t xml:space="preserve">               </w:t>
@@ -2025,7 +1725,9 @@
         <w:rPr>
           <w:rFonts w:ascii="Garamond" w:cs="Garamond" w:eastAsia="Garamond" w:hAnsi="Garamond"/>
           <w:b w:val="0"/>
-          <w:i w:val="0"/>
+          <w:bCs w:val="0"/>
+          <w:i w:val="0"/>
+          <w:iCs w:val="0"/>
           <w:smallCaps w:val="0"/>
           <w:strike w:val="0"/>
           <w:color w:val="000000"/>
@@ -2049,7 +1751,9 @@
         <w:rPr>
           <w:rFonts w:ascii="Garamond" w:cs="Garamond" w:eastAsia="Garamond" w:hAnsi="Garamond"/>
           <w:b w:val="0"/>
-          <w:i w:val="0"/>
+          <w:bCs w:val="0"/>
+          <w:i w:val="0"/>
+          <w:iCs w:val="0"/>
           <w:smallCaps w:val="0"/>
           <w:strike w:val="0"/>
           <w:color w:val="000000"/>
@@ -2066,7 +1770,9 @@
         <w:rPr>
           <w:rFonts w:ascii="Garamond" w:cs="Garamond" w:eastAsia="Garamond" w:hAnsi="Garamond"/>
           <w:b w:val="0"/>
-          <w:i w:val="0"/>
+          <w:bCs w:val="0"/>
+          <w:i w:val="0"/>
+          <w:iCs w:val="0"/>
           <w:smallCaps w:val="0"/>
           <w:strike w:val="0"/>
           <w:color w:val="000000"/>
@@ -2082,19 +1788,28 @@
       <w:r>
         <w:rPr>
           <w:rFonts w:ascii="Garamond" w:cs="Garamond" w:eastAsia="Garamond" w:hAnsi="Garamond"/>
-          <w:b w:val="0"/>
-          <w:i w:val="0"/>
-          <w:smallCaps w:val="0"/>
-          <w:strike w:val="0"/>
-          <w:color w:val="000000"/>
-          <w:sz w:val="22"/>
-          <w:szCs w:val="22"/>
-          <w:u w:val="none"/>
-          <w:shd w:fill="auto" w:val="clear"/>
-          <w:vertAlign w:val="baseline"/>
-          <w:rtl w:val="0"/>
-        </w:rPr>
-        <w:t xml:space="preserve">Built a comprehensive platform for scheduling and tracking MMA events, including fighter details, match dates, and categories.   </w:t>
+          <w:rtl w:val="0"/>
+        </w:rPr>
+        <w:t xml:space="preserve">Built automated data collection pipelines that aggregate and update MMA event and fighter information for end users.</w:t>
+      </w:r>
+      <w:r>
+        <w:rPr>
+          <w:rFonts w:ascii="Garamond" w:cs="Garamond" w:eastAsia="Garamond" w:hAnsi="Garamond"/>
+          <w:b w:val="0"/>
+          <w:bCs w:val="0"/>
+          <w:i w:val="0"/>
+          <w:iCs w:val="0"/>
+          <w:smallCaps w:val="0"/>
+          <w:strike w:val="0"/>
+          <w:color w:val="000000"/>
+          <w:sz w:val="22"/>
+          <w:szCs w:val="22"/>
+          <w:u w:val="none"/>
+          <w:shd w:fill="auto" w:val="clear"/>
+          <w:vertAlign w:val="baseline"/>
+          <w:rtl w:val="0"/>
+        </w:rPr>
+        <w:t xml:space="preserve">                </w:t>
       </w:r>
       <w:r>
         <w:rPr>
@@ -2108,44 +1823,53 @@
       <w:r>
         <w:rPr>
           <w:rFonts w:ascii="Garamond" w:cs="Garamond" w:eastAsia="Garamond" w:hAnsi="Garamond"/>
-          <w:b w:val="0"/>
-          <w:i w:val="0"/>
-          <w:smallCaps w:val="0"/>
-          <w:strike w:val="0"/>
-          <w:color w:val="000000"/>
-          <w:sz w:val="22"/>
-          <w:szCs w:val="22"/>
-          <w:u w:val="none"/>
-          <w:shd w:fill="auto" w:val="clear"/>
-          <w:vertAlign w:val="baseline"/>
-          <w:rtl w:val="0"/>
-        </w:rPr>
-        <w:t xml:space="preserve">Aggregates and displays real-time data through web scraping, enabling users to stay updated with upcoming fights.             </w:t>
-      </w:r>
-      <w:hyperlink r:id="rId11">
-        <w:r>
-          <w:rPr>
-            <w:rFonts w:ascii="Garamond" w:cs="Garamond" w:eastAsia="Garamond" w:hAnsi="Garamond"/>
-            <w:b w:val="1"/>
-            <w:i w:val="0"/>
-            <w:smallCaps w:val="0"/>
-            <w:strike w:val="0"/>
-            <w:color w:val="1155cc"/>
-            <w:sz w:val="22"/>
-            <w:szCs w:val="22"/>
-            <w:u w:val="single"/>
-            <w:shd w:fill="auto" w:val="clear"/>
-            <w:vertAlign w:val="baseline"/>
-            <w:rtl w:val="0"/>
-          </w:rPr>
-          <w:t xml:space="preserve">Northern Trust Hackathon</w:t>
-        </w:r>
-      </w:hyperlink>
-      <w:r>
-        <w:rPr>
-          <w:rFonts w:ascii="Garamond" w:cs="Garamond" w:eastAsia="Garamond" w:hAnsi="Garamond"/>
-          <w:b w:val="1"/>
-          <w:i w:val="0"/>
+          <w:rtl w:val="0"/>
+        </w:rPr>
+        <w:t xml:space="preserve">Designed and implemented a custom event calendar, fighter database, and search/filtering system for MMA event discovery.</w:t>
+      </w:r>
+      <w:r>
+        <w:rPr>
+          <w:rFonts w:ascii="Garamond" w:cs="Garamond" w:eastAsia="Garamond" w:hAnsi="Garamond"/>
+          <w:b w:val="0"/>
+          <w:bCs w:val="0"/>
+          <w:i w:val="0"/>
+          <w:iCs w:val="0"/>
+          <w:smallCaps w:val="0"/>
+          <w:strike w:val="0"/>
+          <w:color w:val="000000"/>
+          <w:sz w:val="22"/>
+          <w:szCs w:val="22"/>
+          <w:u w:val="none"/>
+          <w:shd w:fill="auto" w:val="clear"/>
+          <w:vertAlign w:val="baseline"/>
+          <w:rtl w:val="0"/>
+        </w:rPr>
+        <w:t xml:space="preserve">             </w:t>
+      </w:r>
+      <w:r>
+        <w:rPr>
+          <w:rFonts w:ascii="Garamond" w:cs="Garamond" w:eastAsia="Garamond" w:hAnsi="Garamond"/>
+          <w:b w:val="1"/>
+          <w:bCs w:val="1"/>
+          <w:i w:val="0"/>
+          <w:iCs w:val="0"/>
+          <w:smallCaps w:val="0"/>
+          <w:strike w:val="0"/>
+          <w:sz w:val="22"/>
+          <w:szCs w:val="22"/>
+          <w:shd w:fill="auto" w:val="clear"/>
+          <w:vertAlign w:val="baseline"/>
+          <w:rtl w:val="0"/>
+        </w:rPr>
+        <w:t xml:space="preserve">Northern Trust Hackathon</w:t>
+      </w:r>
+      <w:r>
+        <w:rPr>
+          <w:rFonts w:ascii="Garamond" w:cs="Garamond" w:eastAsia="Garamond" w:hAnsi="Garamond"/>
+          <w:b w:val="1"/>
+          <w:bCs w:val="1"/>
+          <w:i w:val="0"/>
+          <w:iCs w:val="0"/>
           <w:smallCaps w:val="0"/>
           <w:strike w:val="0"/>
           <w:color w:val="000000"/>
@@ -2162,7 +1886,9 @@
         <w:rPr>
           <w:rFonts w:ascii="Garamond" w:cs="Garamond" w:eastAsia="Garamond" w:hAnsi="Garamond"/>
           <w:b w:val="0"/>
-          <w:i w:val="0"/>
+          <w:bCs w:val="0"/>
+          <w:i w:val="0"/>
+          <w:iCs w:val="0"/>
           <w:smallCaps w:val="0"/>
           <w:strike w:val="0"/>
           <w:color w:val="000000"/>
@@ -2179,7 +1905,9 @@
         <w:rPr>
           <w:rFonts w:ascii="Garamond" w:cs="Garamond" w:eastAsia="Garamond" w:hAnsi="Garamond"/>
           <w:b w:val="0"/>
+          <w:bCs w:val="0"/>
           <w:i w:val="1"/>
+          <w:iCs w:val="1"/>
           <w:smallCaps w:val="0"/>
           <w:strike w:val="0"/>
           <w:color w:val="000000"/>
@@ -2197,6 +1925,7 @@
         <w:rPr>
           <w:rFonts w:ascii="Garamond" w:cs="Garamond" w:eastAsia="Garamond" w:hAnsi="Garamond"/>
           <w:i w:val="1"/>
+          <w:iCs w:val="1"/>
           <w:rtl w:val="0"/>
         </w:rPr>
         <w:t xml:space="preserve">            </w:t>
@@ -2205,7 +1934,9 @@
         <w:rPr>
           <w:rFonts w:ascii="Garamond" w:cs="Garamond" w:eastAsia="Garamond" w:hAnsi="Garamond"/>
           <w:b w:val="0"/>
-          <w:i w:val="0"/>
+          <w:bCs w:val="0"/>
+          <w:i w:val="0"/>
+          <w:iCs w:val="0"/>
           <w:smallCaps w:val="0"/>
           <w:strike w:val="0"/>
           <w:color w:val="000000"/>
@@ -2222,7 +1953,9 @@
         <w:rPr>
           <w:rFonts w:ascii="Garamond" w:cs="Garamond" w:eastAsia="Garamond" w:hAnsi="Garamond"/>
           <w:b w:val="0"/>
-          <w:i w:val="0"/>
+          <w:bCs w:val="0"/>
+          <w:i w:val="0"/>
+          <w:iCs w:val="0"/>
           <w:smallCaps w:val="0"/>
           <w:strike w:val="0"/>
           <w:color w:val="000000"/>
@@ -2239,142 +1972,20 @@
         <w:rPr>
           <w:rFonts w:ascii="Garamond" w:cs="Garamond" w:eastAsia="Garamond" w:hAnsi="Garamond"/>
           <w:b w:val="0"/>
-          <w:i w:val="0"/>
-          <w:smallCaps w:val="0"/>
-          <w:strike w:val="0"/>
-          <w:color w:val="000000"/>
-          <w:sz w:val="22"/>
-          <w:szCs w:val="22"/>
-          <w:u w:val="none"/>
-          <w:shd w:fill="auto" w:val="clear"/>
-          <w:vertAlign w:val="baseline"/>
-          <w:rtl w:val="0"/>
-        </w:rPr>
-        <w:t xml:space="preserve">As a group built a site with a currency converter, portfolio simulator, and exchange-rate predictor using an LSTM model. </w:t>
-      </w:r>
-      <w:hyperlink r:id="rId12">
-        <w:r>
-          <w:rPr>
-            <w:rFonts w:ascii="Garamond" w:cs="Garamond" w:eastAsia="Garamond" w:hAnsi="Garamond"/>
-            <w:b w:val="1"/>
-            <w:i w:val="0"/>
-            <w:smallCaps w:val="0"/>
-            <w:strike w:val="0"/>
-            <w:color w:val="1155cc"/>
-            <w:sz w:val="22"/>
-            <w:szCs w:val="22"/>
-            <w:u w:val="single"/>
-            <w:shd w:fill="auto" w:val="clear"/>
-            <w:vertAlign w:val="baseline"/>
-            <w:rtl w:val="0"/>
-          </w:rPr>
-          <w:t xml:space="preserve">Freedom Butchers Project</w:t>
-        </w:r>
-      </w:hyperlink>
-      <w:r>
-        <w:rPr>
-          <w:rFonts w:ascii="Garamond" w:cs="Garamond" w:eastAsia="Garamond" w:hAnsi="Garamond"/>
-          <w:b w:val="1"/>
-          <w:i w:val="0"/>
-          <w:smallCaps w:val="0"/>
-          <w:strike w:val="0"/>
-          <w:color w:val="000000"/>
-          <w:sz w:val="22"/>
-          <w:szCs w:val="22"/>
-          <w:u w:val="none"/>
-          <w:shd w:fill="auto" w:val="clear"/>
-          <w:vertAlign w:val="baseline"/>
-          <w:rtl w:val="0"/>
-        </w:rPr>
-        <w:t xml:space="preserve"> </w:t>
-      </w:r>
-      <w:r>
-        <w:rPr>
-          <w:rFonts w:ascii="Garamond" w:cs="Garamond" w:eastAsia="Garamond" w:hAnsi="Garamond"/>
-          <w:b w:val="0"/>
-          <w:i w:val="0"/>
-          <w:smallCaps w:val="0"/>
-          <w:strike w:val="0"/>
-          <w:color w:val="000000"/>
-          <w:sz w:val="22"/>
-          <w:szCs w:val="22"/>
-          <w:u w:val="none"/>
-          <w:shd w:fill="auto" w:val="clear"/>
-          <w:vertAlign w:val="baseline"/>
-          <w:rtl w:val="0"/>
-        </w:rPr>
-        <w:t xml:space="preserve">| </w:t>
-      </w:r>
-      <w:r>
-        <w:rPr>
-          <w:rFonts w:ascii="Garamond" w:cs="Garamond" w:eastAsia="Garamond" w:hAnsi="Garamond"/>
-          <w:b w:val="0"/>
-          <w:i w:val="1"/>
-          <w:smallCaps w:val="0"/>
-          <w:strike w:val="0"/>
-          <w:color w:val="000000"/>
-          <w:sz w:val="22"/>
-          <w:szCs w:val="22"/>
-          <w:u w:val="none"/>
-          <w:shd w:fill="auto" w:val="clear"/>
-          <w:vertAlign w:val="baseline"/>
-          <w:rtl w:val="0"/>
-        </w:rPr>
-        <w:t xml:space="preserve">Astro, Tailwind, ShadCN, Figma, Node.js, Express, and Vercel </w:t>
-        <w:tab/>
-        <w:tab/>
-        <w:t xml:space="preserve">              </w:t>
-      </w:r>
-      <w:r>
-        <w:rPr>
-          <w:rFonts w:ascii="Garamond" w:cs="Garamond" w:eastAsia="Garamond" w:hAnsi="Garamond"/>
-          <w:b w:val="0"/>
-          <w:i w:val="0"/>
-          <w:smallCaps w:val="0"/>
-          <w:strike w:val="0"/>
-          <w:color w:val="000000"/>
-          <w:sz w:val="22"/>
-          <w:szCs w:val="22"/>
-          <w:u w:val="none"/>
-          <w:shd w:fill="auto" w:val="clear"/>
-          <w:vertAlign w:val="baseline"/>
-          <w:rtl w:val="0"/>
-        </w:rPr>
-        <w:t xml:space="preserve">June 2024 – Present </w:t>
-      </w:r>
-      <w:r>
-        <w:rPr>
-          <w:rFonts w:ascii="Garamond" w:cs="Garamond" w:eastAsia="Garamond" w:hAnsi="Garamond"/>
-          <w:b w:val="0"/>
-          <w:i w:val="0"/>
-          <w:smallCaps w:val="0"/>
-          <w:strike w:val="0"/>
-          <w:color w:val="000000"/>
-          <w:sz w:val="18"/>
-          <w:szCs w:val="18"/>
-          <w:u w:val="none"/>
-          <w:shd w:fill="auto" w:val="clear"/>
-          <w:vertAlign w:val="baseline"/>
-          <w:rtl w:val="0"/>
-        </w:rPr>
-        <w:t xml:space="preserve">● </w:t>
-      </w:r>
-      <w:r>
-        <w:rPr>
-          <w:rFonts w:ascii="Garamond" w:cs="Garamond" w:eastAsia="Garamond" w:hAnsi="Garamond"/>
-          <w:b w:val="0"/>
-          <w:i w:val="0"/>
-          <w:smallCaps w:val="0"/>
-          <w:strike w:val="0"/>
-          <w:color w:val="000000"/>
-          <w:sz w:val="22"/>
-          <w:szCs w:val="22"/>
-          <w:u w:val="none"/>
-          <w:shd w:fill="auto" w:val="clear"/>
-          <w:vertAlign w:val="baseline"/>
-          <w:rtl w:val="0"/>
-        </w:rPr>
-        <w:t xml:space="preserve">Developed a full-stack application for a local business, enhancing their online presence with responsive design.</w:t>
+          <w:bCs w:val="0"/>
+          <w:i w:val="0"/>
+          <w:iCs w:val="0"/>
+          <w:smallCaps w:val="0"/>
+          <w:strike w:val="0"/>
+          <w:color w:val="000000"/>
+          <w:sz w:val="22"/>
+          <w:szCs w:val="22"/>
+          <w:u w:val="none"/>
+          <w:shd w:fill="auto" w:val="clear"/>
+          <w:vertAlign w:val="baseline"/>
+          <w:rtl w:val="0"/>
+        </w:rPr>
+        <w:t xml:space="preserve">As a group built a site with a currency converter, portfolio simulator, and exchange-rate predictor using an LSTM model.</w:t>
       </w:r>
       <w:r>
         <w:rPr>
@@ -2403,22 +2014,20 @@
           <w:rFonts w:ascii="Garamond" w:cs="Garamond" w:eastAsia="Garamond" w:hAnsi="Garamond"/>
         </w:rPr>
       </w:pPr>
-      <w:hyperlink r:id="rId13">
-        <w:r>
-          <w:rPr>
-            <w:rFonts w:ascii="Garamond" w:cs="Garamond" w:eastAsia="Garamond" w:hAnsi="Garamond"/>
-            <w:b w:val="1"/>
-            <w:color w:val="1155cc"/>
-            <w:u w:val="single"/>
-            <w:rtl w:val="0"/>
-          </w:rPr>
-          <w:t xml:space="preserve">ScarletHacks 2025 Hackathon</w:t>
-        </w:r>
-      </w:hyperlink>
-      <w:r>
-        <w:rPr>
-          <w:rFonts w:ascii="Garamond" w:cs="Garamond" w:eastAsia="Garamond" w:hAnsi="Garamond"/>
-          <w:b w:val="1"/>
+      <w:r>
+        <w:rPr>
+          <w:rFonts w:ascii="Garamond" w:cs="Garamond" w:eastAsia="Garamond" w:hAnsi="Garamond"/>
+          <w:b w:val="1"/>
+          <w:bCs w:val="1"/>
+          <w:rtl w:val="0"/>
+        </w:rPr>
+        <w:t xml:space="preserve">ScarletHacks 2025 Hackathon</w:t>
+      </w:r>
+      <w:r>
+        <w:rPr>
+          <w:rFonts w:ascii="Garamond" w:cs="Garamond" w:eastAsia="Garamond" w:hAnsi="Garamond"/>
+          <w:b w:val="1"/>
+          <w:bCs w:val="1"/>
           <w:rtl w:val="0"/>
         </w:rPr>
         <w:t xml:space="preserve"> </w:t>
@@ -2434,9 +2043,10 @@
         <w:rPr>
           <w:rFonts w:ascii="Garamond" w:cs="Garamond" w:eastAsia="Garamond" w:hAnsi="Garamond"/>
           <w:i w:val="1"/>
-          <w:rtl w:val="0"/>
-        </w:rPr>
-        <w:t xml:space="preserve">Next,js, Supabase, Tailwind, Anthropic AI, and Node.js</w:t>
+          <w:iCs w:val="1"/>
+          <w:rtl w:val="0"/>
+        </w:rPr>
+        <w:t xml:space="preserve">Next.js, Supabase, Tailwind, Anthropic AI, and Node.js</w:t>
         <w:tab/>
         <w:tab/>
         <w:t xml:space="preserve">        </w:t>
@@ -2472,7 +2082,23 @@
           <w:rFonts w:ascii="Garamond" w:cs="Garamond" w:eastAsia="Garamond" w:hAnsi="Garamond"/>
           <w:rtl w:val="0"/>
         </w:rPr>
-        <w:t xml:space="preserve">Designed and deployed a zero food waste marketplace</w:t>
+        <w:t xml:space="preserve">Designed and deployed a zero food waste marketplace connecting local vendors with consumers.                                                </w:t>
+      </w:r>
+      <w:r>
+        <w:rPr>
+          <w:rFonts w:ascii="Garamond" w:cs="Garamond" w:eastAsia="Garamond" w:hAnsi="Garamond"/>
+          <w:sz w:val="18"/>
+          <w:szCs w:val="18"/>
+          <w:rtl w:val="0"/>
+        </w:rPr>
+        <w:t xml:space="preserve">● </w:t>
+      </w:r>
+      <w:r>
+        <w:rPr>
+          <w:rFonts w:ascii="Garamond" w:cs="Garamond" w:eastAsia="Garamond" w:hAnsi="Garamond"/>
+          <w:rtl w:val="0"/>
+        </w:rPr>
+        <w:t xml:space="preserve">Built the frontend interface and integrated Supabase for real-time database and authentication functionality.</w:t>
       </w:r>
       <w:r>
         <w:rPr>
@@ -2500,7 +2126,9 @@
         <w:rPr>
           <w:rFonts w:ascii="Garamond" w:cs="Garamond" w:eastAsia="Garamond" w:hAnsi="Garamond"/>
           <w:b w:val="1"/>
-          <w:i w:val="0"/>
+          <w:bCs w:val="1"/>
+          <w:i w:val="0"/>
+          <w:iCs w:val="0"/>
           <w:smallCaps w:val="0"/>
           <w:strike w:val="0"/>
           <w:color w:val="000000"/>
@@ -2515,7 +2143,9 @@
         <w:rPr>
           <w:rFonts w:ascii="Garamond" w:cs="Garamond" w:eastAsia="Garamond" w:hAnsi="Garamond"/>
           <w:b w:val="1"/>
-          <w:i w:val="0"/>
+          <w:bCs w:val="1"/>
+          <w:i w:val="0"/>
+          <w:iCs w:val="0"/>
           <w:smallCaps w:val="0"/>
           <w:strike w:val="0"/>
           <w:color w:val="000000"/>
@@ -2532,7 +2162,9 @@
         <w:rPr>
           <w:rFonts w:ascii="Garamond" w:cs="Garamond" w:eastAsia="Garamond" w:hAnsi="Garamond"/>
           <w:b w:val="1"/>
-          <w:i w:val="0"/>
+          <w:bCs w:val="1"/>
+          <w:i w:val="0"/>
+          <w:iCs w:val="0"/>
           <w:smallCaps w:val="0"/>
           <w:strike w:val="0"/>
           <w:color w:val="000000"/>
@@ -2565,8 +2197,8 @@
         <w:jc w:val="both"/>
         <w:rPr>
           <w:rFonts w:ascii="Garamond" w:cs="Garamond" w:eastAsia="Garamond" w:hAnsi="Garamond"/>
-          <w:b w:val="0"/>
-          <w:i w:val="0"/>
+          <w:i w:val="0"/>
+          <w:iCs w:val="0"/>
           <w:smallCaps w:val="0"/>
           <w:strike w:val="0"/>
           <w:color w:val="000000"/>
@@ -2581,7 +2213,9 @@
         <w:rPr>
           <w:rFonts w:ascii="Garamond" w:cs="Garamond" w:eastAsia="Garamond" w:hAnsi="Garamond"/>
           <w:b w:val="1"/>
-          <w:i w:val="0"/>
+          <w:bCs w:val="1"/>
+          <w:i w:val="0"/>
+          <w:iCs w:val="0"/>
           <w:smallCaps w:val="0"/>
           <w:strike w:val="0"/>
           <w:color w:val="000000"/>
@@ -2598,7 +2232,9 @@
         <w:rPr>
           <w:rFonts w:ascii="Garamond" w:cs="Garamond" w:eastAsia="Garamond" w:hAnsi="Garamond"/>
           <w:b w:val="0"/>
-          <w:i w:val="0"/>
+          <w:bCs w:val="0"/>
+          <w:i w:val="0"/>
+          <w:iCs w:val="0"/>
           <w:smallCaps w:val="0"/>
           <w:strike w:val="0"/>
           <w:color w:val="000000"/>
@@ -2615,7 +2251,9 @@
         <w:rPr>
           <w:rFonts w:ascii="Garamond" w:cs="Garamond" w:eastAsia="Garamond" w:hAnsi="Garamond"/>
           <w:b w:val="1"/>
-          <w:i w:val="0"/>
+          <w:bCs w:val="1"/>
+          <w:i w:val="0"/>
+          <w:iCs w:val="0"/>
           <w:smallCaps w:val="0"/>
           <w:strike w:val="0"/>
           <w:color w:val="000000"/>
@@ -2634,13 +2272,15 @@
         <w:tab/>
         <w:tab/>
         <w:tab/>
-        <w:t xml:space="preserve">                </w:t>
-      </w:r>
-      <w:r>
-        <w:rPr>
-          <w:rFonts w:ascii="Garamond" w:cs="Garamond" w:eastAsia="Garamond" w:hAnsi="Garamond"/>
-          <w:b w:val="0"/>
-          <w:i w:val="0"/>
+        <w:t xml:space="preserve">              </w:t>
+      </w:r>
+      <w:r>
+        <w:rPr>
+          <w:rFonts w:ascii="Garamond" w:cs="Garamond" w:eastAsia="Garamond" w:hAnsi="Garamond"/>
+          <w:b w:val="0"/>
+          <w:bCs w:val="0"/>
+          <w:i w:val="0"/>
+          <w:iCs w:val="0"/>
           <w:smallCaps w:val="0"/>
           <w:strike w:val="0"/>
           <w:color w:val="000000"/>
@@ -2664,7 +2304,9 @@
         <w:rPr>
           <w:rFonts w:ascii="Garamond" w:cs="Garamond" w:eastAsia="Garamond" w:hAnsi="Garamond"/>
           <w:b w:val="0"/>
-          <w:i w:val="0"/>
+          <w:bCs w:val="0"/>
+          <w:i w:val="0"/>
+          <w:iCs w:val="0"/>
           <w:smallCaps w:val="0"/>
           <w:strike w:val="0"/>
           <w:color w:val="000000"/>
@@ -2682,30 +2324,15 @@
           <w:rFonts w:ascii="Garamond" w:cs="Garamond" w:eastAsia="Garamond" w:hAnsi="Garamond"/>
           <w:rtl w:val="0"/>
         </w:rPr>
-        <w:t xml:space="preserve">5 – </w:t>
-      </w:r>
-      <w:r>
-        <w:rPr>
-          <w:rFonts w:ascii="Garamond" w:cs="Garamond" w:eastAsia="Garamond" w:hAnsi="Garamond"/>
-          <w:b w:val="0"/>
-          <w:i w:val="0"/>
-          <w:smallCaps w:val="0"/>
-          <w:strike w:val="0"/>
-          <w:color w:val="000000"/>
-          <w:sz w:val="22"/>
-          <w:szCs w:val="22"/>
-          <w:u w:val="none"/>
-          <w:shd w:fill="auto" w:val="clear"/>
-          <w:vertAlign w:val="baseline"/>
-          <w:rtl w:val="0"/>
-        </w:rPr>
-        <w:t xml:space="preserve">Present </w:t>
-      </w:r>
-      <w:r>
-        <w:rPr>
-          <w:rFonts w:ascii="Garamond" w:cs="Garamond" w:eastAsia="Garamond" w:hAnsi="Garamond"/>
-          <w:b w:val="1"/>
-          <w:i w:val="0"/>
+        <w:t xml:space="preserve">5 – Jun 2026 </w:t>
+      </w:r>
+      <w:r>
+        <w:rPr>
+          <w:rFonts w:ascii="Garamond" w:cs="Garamond" w:eastAsia="Garamond" w:hAnsi="Garamond"/>
+          <w:b w:val="1"/>
+          <w:bCs w:val="1"/>
+          <w:i w:val="0"/>
+          <w:iCs w:val="0"/>
           <w:smallCaps w:val="0"/>
           <w:strike w:val="0"/>
           <w:color w:val="000000"/>
@@ -2722,6 +2349,7 @@
         <w:rPr>
           <w:rFonts w:ascii="Garamond" w:cs="Garamond" w:eastAsia="Garamond" w:hAnsi="Garamond"/>
           <w:b w:val="1"/>
+          <w:bCs w:val="1"/>
           <w:sz w:val="18"/>
           <w:szCs w:val="18"/>
           <w:rtl w:val="0"/>
@@ -2732,7 +2360,9 @@
         <w:rPr>
           <w:rFonts w:ascii="Garamond" w:cs="Garamond" w:eastAsia="Garamond" w:hAnsi="Garamond"/>
           <w:b w:val="0"/>
-          <w:i w:val="0"/>
+          <w:bCs w:val="0"/>
+          <w:i w:val="0"/>
+          <w:iCs w:val="0"/>
           <w:smallCaps w:val="0"/>
           <w:strike w:val="0"/>
           <w:color w:val="000000"/>
@@ -2749,7 +2379,9 @@
         <w:rPr>
           <w:rFonts w:ascii="Garamond" w:cs="Garamond" w:eastAsia="Garamond" w:hAnsi="Garamond"/>
           <w:b w:val="1"/>
-          <w:i w:val="0"/>
+          <w:bCs w:val="1"/>
+          <w:i w:val="0"/>
+          <w:iCs w:val="0"/>
           <w:smallCaps w:val="0"/>
           <w:strike w:val="0"/>
           <w:color w:val="000000"/>
@@ -2765,30 +2397,41 @@
         <w:tab/>
         <w:tab/>
         <w:tab/>
-        <w:t xml:space="preserve">               </w:t>
-      </w:r>
-      <w:r>
-        <w:rPr>
-          <w:rFonts w:ascii="Garamond" w:cs="Garamond" w:eastAsia="Garamond" w:hAnsi="Garamond"/>
-          <w:b w:val="0"/>
-          <w:i w:val="0"/>
-          <w:smallCaps w:val="0"/>
-          <w:strike w:val="0"/>
-          <w:color w:val="000000"/>
-          <w:sz w:val="22"/>
-          <w:szCs w:val="22"/>
-          <w:u w:val="none"/>
-          <w:shd w:fill="auto" w:val="clear"/>
-          <w:vertAlign w:val="baseline"/>
-          <w:rtl w:val="0"/>
-        </w:rPr>
-        <w:t xml:space="preserve">Oct 2024 – Present </w:t>
-      </w:r>
-      <w:r>
-        <w:rPr>
-          <w:rFonts w:ascii="Garamond" w:cs="Garamond" w:eastAsia="Garamond" w:hAnsi="Garamond"/>
-          <w:b w:val="1"/>
-          <w:i w:val="0"/>
+        <w:t xml:space="preserve">           </w:t>
+      </w:r>
+      <w:r>
+        <w:rPr>
+          <w:rFonts w:ascii="Garamond" w:cs="Garamond" w:eastAsia="Garamond" w:hAnsi="Garamond"/>
+          <w:b w:val="0"/>
+          <w:bCs w:val="0"/>
+          <w:i w:val="0"/>
+          <w:iCs w:val="0"/>
+          <w:smallCaps w:val="0"/>
+          <w:strike w:val="0"/>
+          <w:color w:val="000000"/>
+          <w:sz w:val="22"/>
+          <w:szCs w:val="22"/>
+          <w:u w:val="none"/>
+          <w:shd w:fill="auto" w:val="clear"/>
+          <w:vertAlign w:val="baseline"/>
+          <w:rtl w:val="0"/>
+        </w:rPr>
+        <w:t xml:space="preserve">Oct 2024 – </w:t>
+      </w:r>
+      <w:r>
+        <w:rPr>
+          <w:rFonts w:ascii="Garamond" w:cs="Garamond" w:eastAsia="Garamond" w:hAnsi="Garamond"/>
+          <w:rtl w:val="0"/>
+        </w:rPr>
+        <w:t xml:space="preserve">Jun 2026 </w:t>
+      </w:r>
+      <w:r>
+        <w:rPr>
+          <w:rFonts w:ascii="Garamond" w:cs="Garamond" w:eastAsia="Garamond" w:hAnsi="Garamond"/>
+          <w:b w:val="1"/>
+          <w:bCs w:val="1"/>
+          <w:i w:val="0"/>
+          <w:iCs w:val="0"/>
           <w:smallCaps w:val="0"/>
           <w:strike w:val="0"/>
           <w:color w:val="000000"/>
@@ -2805,7 +2448,9 @@
         <w:rPr>
           <w:rFonts w:ascii="Garamond" w:cs="Garamond" w:eastAsia="Garamond" w:hAnsi="Garamond"/>
           <w:b w:val="0"/>
-          <w:i w:val="0"/>
+          <w:bCs w:val="0"/>
+          <w:i w:val="0"/>
+          <w:iCs w:val="0"/>
           <w:smallCaps w:val="0"/>
           <w:strike w:val="0"/>
           <w:color w:val="000000"/>
@@ -2822,7 +2467,9 @@
         <w:rPr>
           <w:rFonts w:ascii="Garamond" w:cs="Garamond" w:eastAsia="Garamond" w:hAnsi="Garamond"/>
           <w:b w:val="1"/>
-          <w:i w:val="0"/>
+          <w:bCs w:val="1"/>
+          <w:i w:val="0"/>
+          <w:iCs w:val="0"/>
           <w:smallCaps w:val="0"/>
           <w:strike w:val="0"/>
           <w:color w:val="000000"/>
@@ -2846,32 +2493,44 @@
         <w:rPr>
           <w:rFonts w:ascii="Garamond" w:cs="Garamond" w:eastAsia="Garamond" w:hAnsi="Garamond"/>
           <w:b w:val="1"/>
-          <w:rtl w:val="0"/>
-        </w:rPr>
-        <w:t xml:space="preserve">         </w:t>
-      </w:r>
-      <w:r>
-        <w:rPr>
-          <w:rFonts w:ascii="Garamond" w:cs="Garamond" w:eastAsia="Garamond" w:hAnsi="Garamond"/>
-          <w:b w:val="0"/>
-          <w:i w:val="0"/>
-          <w:smallCaps w:val="0"/>
-          <w:strike w:val="0"/>
-          <w:color w:val="000000"/>
-          <w:sz w:val="22"/>
-          <w:szCs w:val="22"/>
-          <w:u w:val="none"/>
-          <w:shd w:fill="auto" w:val="clear"/>
-          <w:vertAlign w:val="baseline"/>
-          <w:rtl w:val="0"/>
-        </w:rPr>
-        <w:t xml:space="preserve">Jan 2024 – Present </w:t>
-      </w:r>
-      <w:r>
-        <w:rPr>
-          <w:rFonts w:ascii="Garamond" w:cs="Garamond" w:eastAsia="Garamond" w:hAnsi="Garamond"/>
-          <w:b w:val="1"/>
-          <w:i w:val="0"/>
+          <w:bCs w:val="1"/>
+          <w:rtl w:val="0"/>
+        </w:rPr>
+        <w:t xml:space="preserve">     </w:t>
+      </w:r>
+      <w:r>
+        <w:rPr>
+          <w:rFonts w:ascii="Garamond" w:cs="Garamond" w:eastAsia="Garamond" w:hAnsi="Garamond"/>
+          <w:b w:val="0"/>
+          <w:bCs w:val="0"/>
+          <w:i w:val="0"/>
+          <w:iCs w:val="0"/>
+          <w:smallCaps w:val="0"/>
+          <w:strike w:val="0"/>
+          <w:color w:val="000000"/>
+          <w:sz w:val="22"/>
+          <w:szCs w:val="22"/>
+          <w:u w:val="none"/>
+          <w:shd w:fill="auto" w:val="clear"/>
+          <w:vertAlign w:val="baseline"/>
+          <w:rtl w:val="0"/>
+        </w:rPr>
+        <w:t xml:space="preserve">Jan 2024 – </w:t>
+      </w:r>
+      <w:r>
+        <w:rPr>
+          <w:rFonts w:ascii="Garamond" w:cs="Garamond" w:eastAsia="Garamond" w:hAnsi="Garamond"/>
+          <w:rtl w:val="0"/>
+        </w:rPr>
+        <w:t xml:space="preserve">Jun 2026 </w:t>
+      </w:r>
+      <w:r>
+        <w:rPr>
+          <w:rFonts w:ascii="Garamond" w:cs="Garamond" w:eastAsia="Garamond" w:hAnsi="Garamond"/>
+          <w:b w:val="1"/>
+          <w:bCs w:val="1"/>
+          <w:i w:val="0"/>
+          <w:iCs w:val="0"/>
           <w:smallCaps w:val="0"/>
           <w:strike w:val="0"/>
           <w:color w:val="000000"/>
@@ -2888,7 +2547,9 @@
         <w:rPr>
           <w:rFonts w:ascii="Garamond" w:cs="Garamond" w:eastAsia="Garamond" w:hAnsi="Garamond"/>
           <w:b w:val="0"/>
-          <w:i w:val="0"/>
+          <w:bCs w:val="0"/>
+          <w:i w:val="0"/>
+          <w:iCs w:val="0"/>
           <w:smallCaps w:val="0"/>
           <w:strike w:val="0"/>
           <w:color w:val="000000"/>
@@ -2905,7 +2566,9 @@
         <w:rPr>
           <w:rFonts w:ascii="Garamond" w:cs="Garamond" w:eastAsia="Garamond" w:hAnsi="Garamond"/>
           <w:b w:val="1"/>
-          <w:i w:val="0"/>
+          <w:bCs w:val="1"/>
+          <w:i w:val="0"/>
+          <w:iCs w:val="0"/>
           <w:smallCaps w:val="0"/>
           <w:strike w:val="0"/>
           <w:color w:val="000000"/>
@@ -2922,7 +2585,9 @@
         <w:rPr>
           <w:rFonts w:ascii="Garamond" w:cs="Garamond" w:eastAsia="Garamond" w:hAnsi="Garamond"/>
           <w:b w:val="0"/>
-          <w:i w:val="0"/>
+          <w:bCs w:val="0"/>
+          <w:i w:val="0"/>
+          <w:iCs w:val="0"/>
           <w:smallCaps w:val="0"/>
           <w:strike w:val="0"/>
           <w:color w:val="000000"/>
@@ -2939,7 +2604,9 @@
         <w:rPr>
           <w:rFonts w:ascii="Garamond" w:cs="Garamond" w:eastAsia="Garamond" w:hAnsi="Garamond"/>
           <w:b w:val="1"/>
-          <w:i w:val="0"/>
+          <w:bCs w:val="1"/>
+          <w:i w:val="0"/>
+          <w:iCs w:val="0"/>
           <w:smallCaps w:val="0"/>
           <w:strike w:val="0"/>
           <w:color w:val="000000"/>
@@ -2956,7 +2623,9 @@
         <w:rPr>
           <w:rFonts w:ascii="Garamond" w:cs="Garamond" w:eastAsia="Garamond" w:hAnsi="Garamond"/>
           <w:b w:val="0"/>
-          <w:i w:val="0"/>
+          <w:bCs w:val="0"/>
+          <w:i w:val="0"/>
+          <w:iCs w:val="0"/>
           <w:smallCaps w:val="0"/>
           <w:strike w:val="0"/>
           <w:color w:val="000000"/>
@@ -2973,44 +2642,60 @@
         <w:rPr>
           <w:rFonts w:ascii="Garamond" w:cs="Garamond" w:eastAsia="Garamond" w:hAnsi="Garamond"/>
           <w:b w:val="1"/>
-          <w:i w:val="0"/>
-          <w:smallCaps w:val="0"/>
-          <w:strike w:val="0"/>
-          <w:color w:val="000000"/>
-          <w:sz w:val="22"/>
-          <w:szCs w:val="22"/>
-          <w:u w:val="none"/>
-          <w:shd w:fill="auto" w:val="clear"/>
-          <w:vertAlign w:val="baseline"/>
-          <w:rtl w:val="0"/>
-        </w:rPr>
-        <w:t xml:space="preserve">DePaul Chess Club </w:t>
-        <w:tab/>
-      </w:r>
-      <w:r>
-        <w:rPr>
-          <w:rFonts w:ascii="Garamond" w:cs="Garamond" w:eastAsia="Garamond" w:hAnsi="Garamond"/>
-          <w:b w:val="1"/>
-          <w:rtl w:val="0"/>
-        </w:rPr>
-        <w:t xml:space="preserve">                </w:t>
-      </w:r>
-      <w:r>
-        <w:rPr>
-          <w:rFonts w:ascii="Garamond" w:cs="Garamond" w:eastAsia="Garamond" w:hAnsi="Garamond"/>
-          <w:b w:val="0"/>
-          <w:i w:val="0"/>
-          <w:smallCaps w:val="0"/>
-          <w:strike w:val="0"/>
-          <w:color w:val="000000"/>
-          <w:sz w:val="22"/>
-          <w:szCs w:val="22"/>
-          <w:u w:val="none"/>
-          <w:shd w:fill="auto" w:val="clear"/>
-          <w:vertAlign w:val="baseline"/>
-          <w:rtl w:val="0"/>
-        </w:rPr>
-        <w:t xml:space="preserve">Sep 2022 – Present</w:t>
+          <w:bCs w:val="1"/>
+          <w:i w:val="0"/>
+          <w:iCs w:val="0"/>
+          <w:smallCaps w:val="0"/>
+          <w:strike w:val="0"/>
+          <w:color w:val="000000"/>
+          <w:sz w:val="22"/>
+          <w:szCs w:val="22"/>
+          <w:u w:val="none"/>
+          <w:shd w:fill="auto" w:val="clear"/>
+          <w:vertAlign w:val="baseline"/>
+          <w:rtl w:val="0"/>
+        </w:rPr>
+        <w:t xml:space="preserve">DePaul Chess Clu</w:t>
+      </w:r>
+      <w:r>
+        <w:rPr>
+          <w:rFonts w:ascii="Garamond" w:cs="Garamond" w:eastAsia="Garamond" w:hAnsi="Garamond"/>
+          <w:b w:val="1"/>
+          <w:bCs w:val="1"/>
+          <w:rtl w:val="0"/>
+        </w:rPr>
+        <w:t xml:space="preserve">b </w:t>
+        <w:tab/>
+        <w:tab/>
+        <w:t xml:space="preserve"> </w:t>
+      </w:r>
+      <w:r>
+        <w:rPr>
+          <w:rFonts w:ascii="Garamond" w:cs="Garamond" w:eastAsia="Garamond" w:hAnsi="Garamond"/>
+          <w:rtl w:val="0"/>
+        </w:rPr>
+        <w:t xml:space="preserve">Sep</w:t>
+      </w:r>
+      <w:r>
+        <w:rPr>
+          <w:rFonts w:ascii="Garamond" w:cs="Garamond" w:eastAsia="Garamond" w:hAnsi="Garamond"/>
+          <w:sz w:val="16"/>
+          <w:szCs w:val="16"/>
+          <w:rtl w:val="0"/>
+        </w:rPr>
+        <w:t xml:space="preserve"> </w:t>
+      </w:r>
+      <w:r>
+        <w:rPr>
+          <w:rFonts w:ascii="Garamond" w:cs="Garamond" w:eastAsia="Garamond" w:hAnsi="Garamond"/>
+          <w:rtl w:val="0"/>
+        </w:rPr>
+        <w:t xml:space="preserve">2022 – Jun 2026</w:t>
+      </w:r>
+      <w:r>
+        <w:rPr>
+          <w:rtl w:val="0"/>
+        </w:rPr>
       </w:r>
     </w:p>
     <w:sectPr>
@@ -3042,11 +2727,19 @@
       </w:pPr>
     </w:pPrDefault>
   </w:docDefaults>
+  <w:style w:type="table" w:styleId="TableNormal" w:default="1">
+    <w:name w:val="TableNormal"/>
+    <w:tblPr>
+      <w:tblCellMar>
+        <w:top w:w="100.0" w:type="dxa"/>
+        <w:left w:w="100.0" w:type="dxa"/>
+        <w:bottom w:w="100.0" w:type="dxa"/>
+        <w:right w:w="100.0" w:type="dxa"/>
+      </w:tblCellMar>
+    </w:tblPr>
+  </w:style>
   <w:style w:type="paragraph" w:styleId="Normal" w:default="1">
     <w:name w:val="normal"/>
-  </w:style>
-  <w:style w:type="table" w:styleId="TableNormal" w:default="1">
-    <w:name w:val="TableNormal"/>
   </w:style>
   <w:style w:type="paragraph" w:styleId="Heading1">
     <w:name w:val="heading 1"/>
@@ -3060,6 +2753,7 @@
     </w:pPr>
     <w:rPr>
       <w:b w:val="1"/>
+      <w:bCs w:val="1"/>
       <w:sz w:val="48"/>
       <w:szCs w:val="48"/>
     </w:rPr>
@@ -3076,6 +2770,7 @@
     </w:pPr>
     <w:rPr>
       <w:b w:val="1"/>
+      <w:bCs w:val="1"/>
       <w:sz w:val="36"/>
       <w:szCs w:val="36"/>
     </w:rPr>
@@ -3092,6 +2787,7 @@
     </w:pPr>
     <w:rPr>
       <w:b w:val="1"/>
+      <w:bCs w:val="1"/>
       <w:sz w:val="28"/>
       <w:szCs w:val="28"/>
     </w:rPr>
@@ -3108,6 +2804,7 @@
     </w:pPr>
     <w:rPr>
       <w:b w:val="1"/>
+      <w:bCs w:val="1"/>
       <w:sz w:val="24"/>
       <w:szCs w:val="24"/>
     </w:rPr>
@@ -3124,6 +2821,7 @@
     </w:pPr>
     <w:rPr>
       <w:b w:val="1"/>
+      <w:bCs w:val="1"/>
       <w:sz w:val="22"/>
       <w:szCs w:val="22"/>
     </w:rPr>
@@ -3140,6 +2838,7 @@
     </w:pPr>
     <w:rPr>
       <w:b w:val="1"/>
+      <w:bCs w:val="1"/>
       <w:sz w:val="20"/>
       <w:szCs w:val="20"/>
     </w:rPr>
@@ -3156,6 +2855,7 @@
     </w:pPr>
     <w:rPr>
       <w:b w:val="1"/>
+      <w:bCs w:val="1"/>
       <w:sz w:val="72"/>
       <w:szCs w:val="72"/>
     </w:rPr>
@@ -3173,6 +2873,7 @@
     <w:rPr>
       <w:rFonts w:ascii="Georgia" w:cs="Georgia" w:eastAsia="Georgia" w:hAnsi="Georgia"/>
       <w:i w:val="1"/>
+      <w:iCs w:val="1"/>
       <w:color w:val="666666"/>
       <w:sz w:val="48"/>
       <w:szCs w:val="48"/>
